--- a/chapters/04-effect-modification.docx
+++ b/chapters/04-effect-modification.docx
@@ -5602,7 +5602,7 @@
       </w:r>
     </w:p>
     <w:bookmarkEnd w:id="44"/>
-    <w:bookmarkStart w:id="47" w:name="references"/>
+    <w:bookmarkStart w:id="48" w:name="references"/>
     <w:p>
       <w:pPr>
         <w:pStyle w:val="Heading2"/>
@@ -5611,8 +5611,8 @@
         <w:t xml:space="preserve">8 References</w:t>
       </w:r>
     </w:p>
-    <w:bookmarkStart w:id="46" w:name="refs"/>
-    <w:bookmarkStart w:id="45" w:name="ref-hernan2020causal"/>
+    <w:bookmarkStart w:id="47" w:name="refs"/>
+    <w:bookmarkStart w:id="46" w:name="ref-hernan2020causal"/>
     <w:p>
       <w:pPr>
         <w:pStyle w:val="Bibliography"/>
@@ -5633,10 +5633,24 @@
       <w:r>
         <w:t xml:space="preserve">. Boca Raton: Chapman &amp; Hall/CRC.</w:t>
       </w:r>
-    </w:p>
-    <w:bookmarkEnd w:id="45"/>
+      <w:r>
+        <w:t xml:space="preserve"> </w:t>
+      </w:r>
+      <w:hyperlink r:id="rId45">
+        <w:r>
+          <w:rPr>
+            <w:rStyle w:val="Hyperlink"/>
+          </w:rPr>
+          <w:t xml:space="preserve">https://miguelhernan.org/whatifbook</w:t>
+        </w:r>
+      </w:hyperlink>
+      <w:r>
+        <w:t xml:space="preserve">.</w:t>
+      </w:r>
+    </w:p>
     <w:bookmarkEnd w:id="46"/>
     <w:bookmarkEnd w:id="47"/>
+    <w:bookmarkEnd w:id="48"/>
     <w:sectPr>
       <w:footnotePr>
         <w:numRestart w:val="eachSect"/>

--- a/chapters/04-effect-modification.docx
+++ b/chapters/04-effect-modification.docx
@@ -125,6 +125,13 @@
       </w:pPr>
       <w:r>
         <w:t xml:space="preserve">1 4.1 Heterogeneity of Treatment Effects (pp. 37-39)</w:t>
+      </w:r>
+    </w:p>
+    <w:p>
+      <w:r>
+        <w:pict>
+          <v:rect style="width:0;height:1.5pt" o:hralign="center" o:hrstd="t" o:hr="t"/>
+        </w:pict>
       </w:r>
     </w:p>
     <w:p>
@@ -1926,6 +1933,13 @@
       </w:r>
     </w:p>
     <w:p>
+      <w:r>
+        <w:pict>
+          <v:rect style="width:0;height:1.5pt" o:hralign="center" o:hrstd="t" o:hr="t"/>
+        </w:pict>
+      </w:r>
+    </w:p>
+    <w:p>
       <w:pPr>
         <w:pStyle w:val="FirstParagraph"/>
       </w:pPr>
@@ -2828,6 +2842,13 @@
       </w:r>
     </w:p>
     <w:p>
+      <w:r>
+        <w:pict>
+          <v:rect style="width:0;height:1.5pt" o:hralign="center" o:hrstd="t" o:hr="t"/>
+        </w:pict>
+      </w:r>
+    </w:p>
+    <w:p>
       <w:pPr>
         <w:pStyle w:val="FirstParagraph"/>
       </w:pPr>
@@ -3239,6 +3260,13 @@
       </w:r>
     </w:p>
     <w:p>
+      <w:r>
+        <w:pict>
+          <v:rect style="width:0;height:1.5pt" o:hralign="center" o:hrstd="t" o:hr="t"/>
+        </w:pict>
+      </w:r>
+    </w:p>
+    <w:p>
       <w:pPr>
         <w:pStyle w:val="FirstParagraph"/>
       </w:pPr>
@@ -3684,6 +3712,13 @@
       </w:r>
     </w:p>
     <w:p>
+      <w:r>
+        <w:pict>
+          <v:rect style="width:0;height:1.5pt" o:hralign="center" o:hrstd="t" o:hr="t"/>
+        </w:pict>
+      </w:r>
+    </w:p>
+    <w:p>
       <w:pPr>
         <w:pStyle w:val="FirstParagraph"/>
       </w:pPr>
@@ -4183,6 +4218,13 @@
       </w:pPr>
       <w:r>
         <w:t xml:space="preserve">6 4.6 Effect Modification and Adjustment Methods (pp. 45-46)</w:t>
+      </w:r>
+    </w:p>
+    <w:p>
+      <w:r>
+        <w:pict>
+          <v:rect style="width:0;height:1.5pt" o:hralign="center" o:hrstd="t" o:hr="t"/>
+        </w:pict>
       </w:r>
     </w:p>
     <w:p>
@@ -5100,6 +5142,13 @@
       </w:r>
     </w:p>
     <w:p>
+      <w:r>
+        <w:pict>
+          <v:rect style="width:0;height:1.5pt" o:hralign="center" o:hrstd="t" o:hr="t"/>
+        </w:pict>
+      </w:r>
+    </w:p>
+    <w:p>
       <w:pPr>
         <w:pStyle w:val="FirstParagraph"/>
       </w:pPr>
@@ -5609,6 +5658,13 @@
       </w:pPr>
       <w:r>
         <w:t xml:space="preserve">8 References</w:t>
+      </w:r>
+    </w:p>
+    <w:p>
+      <w:r>
+        <w:pict>
+          <v:rect style="width:0;height:1.5pt" o:hralign="center" o:hrstd="t" o:hr="t"/>
+        </w:pict>
       </w:r>
     </w:p>
     <w:bookmarkStart w:id="47" w:name="refs"/>

--- a/chapters/04-effect-modification.docx
+++ b/chapters/04-effect-modification.docx
@@ -150,259 +150,296 @@
         <w:t xml:space="preserve">Not necessarily. The average treatment effect can be zero even when there are large individual effects, as long as beneficial effects for some individuals are balanced by harmful effects for others.</w:t>
       </w:r>
     </w:p>
-    <w:bookmarkStart w:id="9" w:name="def-effect-modification"/>
-    <w:p>
-      <w:pPr>
-        <w:pStyle w:val="BodyText"/>
-      </w:pPr>
-      <w:r>
-        <w:rPr>
-          <w:b/>
-          <w:bCs/>
-        </w:rPr>
-        <w:t xml:space="preserve">Definition 1 (Effect Modification)</w:t>
-      </w:r>
-      <w:r>
-        <w:t xml:space="preserve"> </w:t>
-      </w:r>
-      <w:r>
-        <w:rPr>
-          <w:b/>
-          <w:bCs/>
-        </w:rPr>
-        <w:t xml:space="preserve">Effect modification</w:t>
-      </w:r>
-      <w:r>
-        <w:t xml:space="preserve"> </w:t>
-      </w:r>
-      <w:r>
-        <w:t xml:space="preserve">(also called</w:t>
-      </w:r>
-      <w:r>
-        <w:t xml:space="preserve"> </w:t>
-      </w:r>
-      <w:r>
-        <w:rPr>
-          <w:b/>
-          <w:bCs/>
-        </w:rPr>
-        <w:t xml:space="preserve">heterogeneity of treatment effects</w:t>
-      </w:r>
-      <w:r>
-        <w:t xml:space="preserve">) is present when the average causal effect of treatment differs across levels of another variable</w:t>
-      </w:r>
-      <w:r>
-        <w:t xml:space="preserve"> </w:t>
-      </w:r>
-      <m:oMath>
-        <m:r>
-          <m:t>V</m:t>
-        </m:r>
-      </m:oMath>
-      <w:r>
-        <w:t xml:space="preserve">.</w:t>
-      </w:r>
-    </w:p>
-    <w:p>
-      <w:pPr>
-        <w:pStyle w:val="BodyText"/>
-      </w:pPr>
-      <w:r>
-        <w:t xml:space="preserve">For a binary modifier</w:t>
-      </w:r>
-      <w:r>
-        <w:t xml:space="preserve"> </w:t>
-      </w:r>
-      <m:oMath>
-        <m:r>
-          <m:t>V</m:t>
-        </m:r>
-      </m:oMath>
-      <w:r>
-        <w:t xml:space="preserve">, effect modification exists when:</w:t>
-      </w:r>
-    </w:p>
-    <w:p>
-      <w:pPr>
-        <w:pStyle w:val="BodyText"/>
-      </w:pPr>
-      <m:oMathPara>
-        <m:oMathParaPr>
-          <m:jc m:val="center"/>
-        </m:oMathParaPr>
-        <m:oMath>
-          <m:r>
-            <m:t>E</m:t>
-          </m:r>
-          <m:r>
-            <m:rPr>
-              <m:sty m:val="p"/>
-            </m:rPr>
-            <m:t>[</m:t>
-          </m:r>
-          <m:sSup>
-            <m:e>
-              <m:r>
-                <m:t>Y</m:t>
-              </m:r>
-            </m:e>
-            <m:sup>
-              <m:r>
-                <m:t>a</m:t>
-              </m:r>
-              <m:r>
-                <m:rPr>
-                  <m:sty m:val="p"/>
-                </m:rPr>
-                <m:t>=</m:t>
-              </m:r>
-              <m:r>
-                <m:t>1</m:t>
-              </m:r>
-            </m:sup>
-          </m:sSup>
-          <m:r>
-            <m:rPr>
-              <m:sty m:val="p"/>
-            </m:rPr>
-            <m:t>−</m:t>
-          </m:r>
-          <m:sSup>
-            <m:e>
-              <m:r>
-                <m:t>Y</m:t>
-              </m:r>
-            </m:e>
-            <m:sup>
-              <m:r>
-                <m:t>a</m:t>
-              </m:r>
-              <m:r>
-                <m:rPr>
-                  <m:sty m:val="p"/>
-                </m:rPr>
-                <m:t>=</m:t>
-              </m:r>
-              <m:r>
-                <m:t>0</m:t>
-              </m:r>
-            </m:sup>
-          </m:sSup>
-          <m:r>
-            <m:rPr>
-              <m:sty m:val="p"/>
-            </m:rPr>
-            <m:t>|</m:t>
-          </m:r>
-          <m:r>
-            <m:t>V</m:t>
-          </m:r>
-          <m:r>
-            <m:rPr>
-              <m:sty m:val="p"/>
-            </m:rPr>
-            <m:t>=</m:t>
-          </m:r>
-          <m:r>
-            <m:t>1</m:t>
-          </m:r>
-          <m:r>
-            <m:rPr>
-              <m:sty m:val="p"/>
-            </m:rPr>
-            <m:t>]</m:t>
-          </m:r>
-          <m:r>
-            <m:rPr>
-              <m:sty m:val="p"/>
-            </m:rPr>
-            <m:t>≠</m:t>
-          </m:r>
-          <m:r>
-            <m:t>E</m:t>
-          </m:r>
-          <m:r>
-            <m:rPr>
-              <m:sty m:val="p"/>
-            </m:rPr>
-            <m:t>[</m:t>
-          </m:r>
-          <m:sSup>
-            <m:e>
-              <m:r>
-                <m:t>Y</m:t>
-              </m:r>
-            </m:e>
-            <m:sup>
-              <m:r>
-                <m:t>a</m:t>
-              </m:r>
-              <m:r>
-                <m:rPr>
-                  <m:sty m:val="p"/>
-                </m:rPr>
-                <m:t>=</m:t>
-              </m:r>
-              <m:r>
-                <m:t>1</m:t>
-              </m:r>
-            </m:sup>
-          </m:sSup>
-          <m:r>
-            <m:rPr>
-              <m:sty m:val="p"/>
-            </m:rPr>
-            <m:t>−</m:t>
-          </m:r>
-          <m:sSup>
-            <m:e>
-              <m:r>
-                <m:t>Y</m:t>
-              </m:r>
-            </m:e>
-            <m:sup>
-              <m:r>
-                <m:t>a</m:t>
-              </m:r>
-              <m:r>
-                <m:rPr>
-                  <m:sty m:val="p"/>
-                </m:rPr>
-                <m:t>=</m:t>
-              </m:r>
-              <m:r>
-                <m:t>0</m:t>
-              </m:r>
-            </m:sup>
-          </m:sSup>
-          <m:r>
-            <m:rPr>
-              <m:sty m:val="p"/>
-            </m:rPr>
-            <m:t>|</m:t>
-          </m:r>
-          <m:r>
-            <m:t>V</m:t>
-          </m:r>
-          <m:r>
-            <m:rPr>
-              <m:sty m:val="p"/>
-            </m:rPr>
-            <m:t>=</m:t>
-          </m:r>
-          <m:r>
-            <m:t>0</m:t>
-          </m:r>
-          <m:r>
-            <m:rPr>
-              <m:sty m:val="p"/>
-            </m:rPr>
-            <m:t>]</m:t>
-          </m:r>
-        </m:oMath>
-      </m:oMathPara>
-    </w:p>
-    <w:bookmarkEnd w:id="9"/>
+    <w:tbl>
+      <w:tblPr>
+        <w:tblStyle w:val="Table"/>
+        <w:tblInd w:w="164" w:type="dxa"/>
+        <w:tblBorders>
+          <w:left w:val="single" w:sz="24" w:space="0" w:color="909090"/>
+        </w:tblBorders>
+        <w:tblCellMar>
+          <w:left w:w="0" w:type="dxa"/>
+          <w:right w:w="0" w:type="dxa"/>
+        </w:tblCellMar>
+        <w:tblLook w:firstRow="0" w:lastRow="0" w:firstColumn="0" w:lastColumn="0" w:noHBand="0" w:noVBand="0" w:val="0000"/>
+      </w:tblPr>
+      <w:tblGrid>
+        <w:gridCol w:w="7920"/>
+      </w:tblGrid>
+      <w:tr>
+        <w:trPr>
+          <w:cantSplit/>
+        </w:trPr>
+        <w:tc>
+          <w:tcPr>
+            <w:tcMar>
+              <w:left w:w="144" w:type="dxa"/>
+            </w:tcMar>
+          </w:tcPr>
+          <w:p>
+            <w:pPr>
+              <w:pStyle w:val="BodyText"/>
+            </w:pPr>
+            <w:pPr>
+              <w:spacing w:before="16" w:after="64"/>
+            </w:pPr>
+          </w:p>
+          <w:bookmarkStart w:id="9" w:name="def-effect-modification"/>
+          <w:p>
+            <w:pPr>
+              <w:pStyle w:val="BodyText"/>
+            </w:pPr>
+            <w:r>
+              <w:rPr>
+                <w:b/>
+                <w:bCs/>
+              </w:rPr>
+              <w:t xml:space="preserve">Definition 1 (Effect Modification)</w:t>
+            </w:r>
+            <w:r>
+              <w:t xml:space="preserve"> </w:t>
+            </w:r>
+            <w:r>
+              <w:rPr>
+                <w:b/>
+                <w:bCs/>
+              </w:rPr>
+              <w:t xml:space="preserve">Effect modification</w:t>
+            </w:r>
+            <w:r>
+              <w:t xml:space="preserve"> </w:t>
+            </w:r>
+            <w:r>
+              <w:t xml:space="preserve">(also called</w:t>
+            </w:r>
+            <w:r>
+              <w:t xml:space="preserve"> </w:t>
+            </w:r>
+            <w:r>
+              <w:rPr>
+                <w:b/>
+                <w:bCs/>
+              </w:rPr>
+              <w:t xml:space="preserve">heterogeneity of treatment effects</w:t>
+            </w:r>
+            <w:r>
+              <w:t xml:space="preserve">) is present when the average causal effect of treatment differs across levels of another variable</w:t>
+            </w:r>
+            <w:r>
+              <w:t xml:space="preserve"> </w:t>
+            </w:r>
+            <m:oMath>
+              <m:r>
+                <m:t>V</m:t>
+              </m:r>
+            </m:oMath>
+            <w:r>
+              <w:t xml:space="preserve">.</w:t>
+            </w:r>
+          </w:p>
+          <w:p>
+            <w:pPr>
+              <w:pStyle w:val="BodyText"/>
+            </w:pPr>
+            <w:r>
+              <w:t xml:space="preserve">For a binary modifier</w:t>
+            </w:r>
+            <w:r>
+              <w:t xml:space="preserve"> </w:t>
+            </w:r>
+            <m:oMath>
+              <m:r>
+                <m:t>V</m:t>
+              </m:r>
+            </m:oMath>
+            <w:r>
+              <w:t xml:space="preserve">, effect modification exists when:</w:t>
+            </w:r>
+          </w:p>
+          <w:p>
+            <w:pPr>
+              <w:pStyle w:val="BodyText"/>
+            </w:pPr>
+            <m:oMathPara>
+              <m:oMathParaPr>
+                <m:jc m:val="center"/>
+              </m:oMathParaPr>
+              <m:oMath>
+                <m:r>
+                  <m:t>E</m:t>
+                </m:r>
+                <m:r>
+                  <m:rPr>
+                    <m:sty m:val="p"/>
+                  </m:rPr>
+                  <m:t>[</m:t>
+                </m:r>
+                <m:sSup>
+                  <m:e>
+                    <m:r>
+                      <m:t>Y</m:t>
+                    </m:r>
+                  </m:e>
+                  <m:sup>
+                    <m:r>
+                      <m:t>a</m:t>
+                    </m:r>
+                    <m:r>
+                      <m:rPr>
+                        <m:sty m:val="p"/>
+                      </m:rPr>
+                      <m:t>=</m:t>
+                    </m:r>
+                    <m:r>
+                      <m:t>1</m:t>
+                    </m:r>
+                  </m:sup>
+                </m:sSup>
+                <m:r>
+                  <m:rPr>
+                    <m:sty m:val="p"/>
+                  </m:rPr>
+                  <m:t>−</m:t>
+                </m:r>
+                <m:sSup>
+                  <m:e>
+                    <m:r>
+                      <m:t>Y</m:t>
+                    </m:r>
+                  </m:e>
+                  <m:sup>
+                    <m:r>
+                      <m:t>a</m:t>
+                    </m:r>
+                    <m:r>
+                      <m:rPr>
+                        <m:sty m:val="p"/>
+                      </m:rPr>
+                      <m:t>=</m:t>
+                    </m:r>
+                    <m:r>
+                      <m:t>0</m:t>
+                    </m:r>
+                  </m:sup>
+                </m:sSup>
+                <m:r>
+                  <m:rPr>
+                    <m:sty m:val="p"/>
+                  </m:rPr>
+                  <m:t>|</m:t>
+                </m:r>
+                <m:r>
+                  <m:t>V</m:t>
+                </m:r>
+                <m:r>
+                  <m:rPr>
+                    <m:sty m:val="p"/>
+                  </m:rPr>
+                  <m:t>=</m:t>
+                </m:r>
+                <m:r>
+                  <m:t>1</m:t>
+                </m:r>
+                <m:r>
+                  <m:rPr>
+                    <m:sty m:val="p"/>
+                  </m:rPr>
+                  <m:t>]</m:t>
+                </m:r>
+                <m:r>
+                  <m:rPr>
+                    <m:sty m:val="p"/>
+                  </m:rPr>
+                  <m:t>≠</m:t>
+                </m:r>
+                <m:r>
+                  <m:t>E</m:t>
+                </m:r>
+                <m:r>
+                  <m:rPr>
+                    <m:sty m:val="p"/>
+                  </m:rPr>
+                  <m:t>[</m:t>
+                </m:r>
+                <m:sSup>
+                  <m:e>
+                    <m:r>
+                      <m:t>Y</m:t>
+                    </m:r>
+                  </m:e>
+                  <m:sup>
+                    <m:r>
+                      <m:t>a</m:t>
+                    </m:r>
+                    <m:r>
+                      <m:rPr>
+                        <m:sty m:val="p"/>
+                      </m:rPr>
+                      <m:t>=</m:t>
+                    </m:r>
+                    <m:r>
+                      <m:t>1</m:t>
+                    </m:r>
+                  </m:sup>
+                </m:sSup>
+                <m:r>
+                  <m:rPr>
+                    <m:sty m:val="p"/>
+                  </m:rPr>
+                  <m:t>−</m:t>
+                </m:r>
+                <m:sSup>
+                  <m:e>
+                    <m:r>
+                      <m:t>Y</m:t>
+                    </m:r>
+                  </m:e>
+                  <m:sup>
+                    <m:r>
+                      <m:t>a</m:t>
+                    </m:r>
+                    <m:r>
+                      <m:rPr>
+                        <m:sty m:val="p"/>
+                      </m:rPr>
+                      <m:t>=</m:t>
+                    </m:r>
+                    <m:r>
+                      <m:t>0</m:t>
+                    </m:r>
+                  </m:sup>
+                </m:sSup>
+                <m:r>
+                  <m:rPr>
+                    <m:sty m:val="p"/>
+                  </m:rPr>
+                  <m:t>|</m:t>
+                </m:r>
+                <m:r>
+                  <m:t>V</m:t>
+                </m:r>
+                <m:r>
+                  <m:rPr>
+                    <m:sty m:val="p"/>
+                  </m:rPr>
+                  <m:t>=</m:t>
+                </m:r>
+                <m:r>
+                  <m:t>0</m:t>
+                </m:r>
+                <m:r>
+                  <m:rPr>
+                    <m:sty m:val="p"/>
+                  </m:rPr>
+                  <m:t>]</m:t>
+                </m:r>
+              </m:oMath>
+            </m:oMathPara>
+          </w:p>
+          <w:bookmarkEnd w:id="9"/>
+        </w:tc>
+      </w:tr>
+    </w:tbl>
     <w:bookmarkStart w:id="10" w:name="example-effect-modification-by-sex"/>
     <w:p>
       <w:pPr>
@@ -1234,574 +1271,611 @@
         </m:r>
       </m:oMath>
     </w:p>
-    <w:bookmarkStart w:id="11" w:name="exm-scale-dependent"/>
-    <w:p>
-      <w:pPr>
-        <w:pStyle w:val="FirstParagraph"/>
-      </w:pPr>
-      <w:r>
-        <w:rPr>
-          <w:b/>
-          <w:bCs/>
-        </w:rPr>
-        <w:t xml:space="preserve">Example 1 (Scale-Dependent Effect Modification)</w:t>
-      </w:r>
-      <w:r>
-        <w:t xml:space="preserve"> </w:t>
-      </w:r>
-      <w:r>
-        <w:t xml:space="preserve">Suppose:</w:t>
-      </w:r>
-    </w:p>
-    <w:p>
-      <w:pPr>
-        <w:pStyle w:val="Compact"/>
-        <w:numPr>
-          <w:ilvl w:val="0"/>
-          <w:numId w:val="1005"/>
-        </w:numPr>
-      </w:pPr>
-      <w:r>
-        <w:t xml:space="preserve">When</w:t>
-      </w:r>
-      <w:r>
-        <w:t xml:space="preserve"> </w:t>
-      </w:r>
-      <m:oMath>
-        <m:r>
-          <m:t>V</m:t>
-        </m:r>
-        <m:r>
-          <m:rPr>
-            <m:sty m:val="p"/>
-          </m:rPr>
-          <m:t>=</m:t>
-        </m:r>
-        <m:r>
-          <m:t>0</m:t>
-        </m:r>
-      </m:oMath>
-      <w:r>
-        <w:t xml:space="preserve">:</w:t>
-      </w:r>
-      <w:r>
-        <w:t xml:space="preserve"> </w:t>
-      </w:r>
-      <m:oMath>
-        <m:r>
-          <m:t>E</m:t>
-        </m:r>
-        <m:r>
-          <m:rPr>
-            <m:sty m:val="p"/>
-          </m:rPr>
-          <m:t>[</m:t>
-        </m:r>
-        <m:sSup>
-          <m:e>
-            <m:r>
-              <m:t>Y</m:t>
-            </m:r>
-          </m:e>
-          <m:sup>
-            <m:r>
-              <m:t>a</m:t>
-            </m:r>
-            <m:r>
-              <m:rPr>
-                <m:sty m:val="p"/>
-              </m:rPr>
-              <m:t>=</m:t>
-            </m:r>
-            <m:r>
-              <m:t>1</m:t>
-            </m:r>
-          </m:sup>
-        </m:sSup>
-        <m:r>
-          <m:rPr>
-            <m:sty m:val="p"/>
-          </m:rPr>
-          <m:t>]</m:t>
-        </m:r>
-        <m:r>
-          <m:rPr>
-            <m:sty m:val="p"/>
-          </m:rPr>
-          <m:t>=</m:t>
-        </m:r>
-        <m:r>
-          <m:t>0.2</m:t>
-        </m:r>
-      </m:oMath>
-      <w:r>
-        <w:t xml:space="preserve">,</w:t>
-      </w:r>
-      <w:r>
-        <w:t xml:space="preserve"> </w:t>
-      </w:r>
-      <m:oMath>
-        <m:r>
-          <m:t>E</m:t>
-        </m:r>
-        <m:r>
-          <m:rPr>
-            <m:sty m:val="p"/>
-          </m:rPr>
-          <m:t>[</m:t>
-        </m:r>
-        <m:sSup>
-          <m:e>
-            <m:r>
-              <m:t>Y</m:t>
-            </m:r>
-          </m:e>
-          <m:sup>
-            <m:r>
-              <m:t>a</m:t>
-            </m:r>
-            <m:r>
-              <m:rPr>
-                <m:sty m:val="p"/>
-              </m:rPr>
-              <m:t>=</m:t>
-            </m:r>
-            <m:r>
-              <m:t>0</m:t>
-            </m:r>
-          </m:sup>
-        </m:sSup>
-        <m:r>
-          <m:rPr>
-            <m:sty m:val="p"/>
-          </m:rPr>
-          <m:t>]</m:t>
-        </m:r>
-        <m:r>
-          <m:rPr>
-            <m:sty m:val="p"/>
-          </m:rPr>
-          <m:t>=</m:t>
-        </m:r>
-        <m:r>
-          <m:t>0.1</m:t>
-        </m:r>
-      </m:oMath>
-    </w:p>
-    <w:p>
-      <w:pPr>
-        <w:pStyle w:val="Compact"/>
-        <w:numPr>
-          <w:ilvl w:val="0"/>
-          <w:numId w:val="1005"/>
-        </w:numPr>
-      </w:pPr>
-      <w:r>
-        <w:t xml:space="preserve">When</w:t>
-      </w:r>
-      <w:r>
-        <w:t xml:space="preserve"> </w:t>
-      </w:r>
-      <m:oMath>
-        <m:r>
-          <m:t>V</m:t>
-        </m:r>
-        <m:r>
-          <m:rPr>
-            <m:sty m:val="p"/>
-          </m:rPr>
-          <m:t>=</m:t>
-        </m:r>
-        <m:r>
-          <m:t>1</m:t>
-        </m:r>
-      </m:oMath>
-      <w:r>
-        <w:t xml:space="preserve">:</w:t>
-      </w:r>
-      <w:r>
-        <w:t xml:space="preserve"> </w:t>
-      </w:r>
-      <m:oMath>
-        <m:r>
-          <m:t>E</m:t>
-        </m:r>
-        <m:r>
-          <m:rPr>
-            <m:sty m:val="p"/>
-          </m:rPr>
-          <m:t>[</m:t>
-        </m:r>
-        <m:sSup>
-          <m:e>
-            <m:r>
-              <m:t>Y</m:t>
-            </m:r>
-          </m:e>
-          <m:sup>
-            <m:r>
-              <m:t>a</m:t>
-            </m:r>
-            <m:r>
-              <m:rPr>
-                <m:sty m:val="p"/>
-              </m:rPr>
-              <m:t>=</m:t>
-            </m:r>
-            <m:r>
-              <m:t>1</m:t>
-            </m:r>
-          </m:sup>
-        </m:sSup>
-        <m:r>
-          <m:rPr>
-            <m:sty m:val="p"/>
-          </m:rPr>
-          <m:t>]</m:t>
-        </m:r>
-        <m:r>
-          <m:rPr>
-            <m:sty m:val="p"/>
-          </m:rPr>
-          <m:t>=</m:t>
-        </m:r>
-        <m:r>
-          <m:t>0.4</m:t>
-        </m:r>
-      </m:oMath>
-      <w:r>
-        <w:t xml:space="preserve">,</w:t>
-      </w:r>
-      <w:r>
-        <w:t xml:space="preserve"> </w:t>
-      </w:r>
-      <m:oMath>
-        <m:r>
-          <m:t>E</m:t>
-        </m:r>
-        <m:r>
-          <m:rPr>
-            <m:sty m:val="p"/>
-          </m:rPr>
-          <m:t>[</m:t>
-        </m:r>
-        <m:sSup>
-          <m:e>
-            <m:r>
-              <m:t>Y</m:t>
-            </m:r>
-          </m:e>
-          <m:sup>
-            <m:r>
-              <m:t>a</m:t>
-            </m:r>
-            <m:r>
-              <m:rPr>
-                <m:sty m:val="p"/>
-              </m:rPr>
-              <m:t>=</m:t>
-            </m:r>
-            <m:r>
-              <m:t>0</m:t>
-            </m:r>
-          </m:sup>
-        </m:sSup>
-        <m:r>
-          <m:rPr>
-            <m:sty m:val="p"/>
-          </m:rPr>
-          <m:t>]</m:t>
-        </m:r>
-        <m:r>
-          <m:rPr>
-            <m:sty m:val="p"/>
-          </m:rPr>
-          <m:t>=</m:t>
-        </m:r>
-        <m:r>
-          <m:t>0.2</m:t>
-        </m:r>
-      </m:oMath>
-    </w:p>
-    <w:p>
-      <w:pPr>
-        <w:pStyle w:val="FirstParagraph"/>
-      </w:pPr>
-      <w:r>
-        <w:rPr>
-          <w:b/>
-          <w:bCs/>
-        </w:rPr>
-        <w:t xml:space="preserve">Risk difference</w:t>
-      </w:r>
-      <w:r>
-        <w:t xml:space="preserve">:</w:t>
-      </w:r>
-    </w:p>
-    <w:p>
-      <w:pPr>
-        <w:pStyle w:val="Compact"/>
-        <w:numPr>
-          <w:ilvl w:val="0"/>
-          <w:numId w:val="1006"/>
-        </w:numPr>
-      </w:pPr>
-      <w:r>
-        <w:t xml:space="preserve">When</w:t>
-      </w:r>
-      <w:r>
-        <w:t xml:space="preserve"> </w:t>
-      </w:r>
-      <m:oMath>
-        <m:r>
-          <m:t>V</m:t>
-        </m:r>
-        <m:r>
-          <m:rPr>
-            <m:sty m:val="p"/>
-          </m:rPr>
-          <m:t>=</m:t>
-        </m:r>
-        <m:r>
-          <m:t>0</m:t>
-        </m:r>
-      </m:oMath>
-      <w:r>
-        <w:t xml:space="preserve">:</w:t>
-      </w:r>
-      <w:r>
-        <w:t xml:space="preserve"> </w:t>
-      </w:r>
-      <m:oMath>
-        <m:r>
-          <m:t>0.2</m:t>
-        </m:r>
-        <m:r>
-          <m:rPr>
-            <m:sty m:val="p"/>
-          </m:rPr>
-          <m:t>−</m:t>
-        </m:r>
-        <m:r>
-          <m:t>0.1</m:t>
-        </m:r>
-        <m:r>
-          <m:rPr>
-            <m:sty m:val="p"/>
-          </m:rPr>
-          <m:t>=</m:t>
-        </m:r>
-        <m:r>
-          <m:t>0.1</m:t>
-        </m:r>
-      </m:oMath>
-    </w:p>
-    <w:p>
-      <w:pPr>
-        <w:pStyle w:val="Compact"/>
-        <w:numPr>
-          <w:ilvl w:val="0"/>
-          <w:numId w:val="1006"/>
-        </w:numPr>
-      </w:pPr>
-      <w:r>
-        <w:t xml:space="preserve">When</w:t>
-      </w:r>
-      <w:r>
-        <w:t xml:space="preserve"> </w:t>
-      </w:r>
-      <m:oMath>
-        <m:r>
-          <m:t>V</m:t>
-        </m:r>
-        <m:r>
-          <m:rPr>
-            <m:sty m:val="p"/>
-          </m:rPr>
-          <m:t>=</m:t>
-        </m:r>
-        <m:r>
-          <m:t>1</m:t>
-        </m:r>
-      </m:oMath>
-      <w:r>
-        <w:t xml:space="preserve">:</w:t>
-      </w:r>
-      <w:r>
-        <w:t xml:space="preserve"> </w:t>
-      </w:r>
-      <m:oMath>
-        <m:r>
-          <m:t>0.4</m:t>
-        </m:r>
-        <m:r>
-          <m:rPr>
-            <m:sty m:val="p"/>
-          </m:rPr>
-          <m:t>−</m:t>
-        </m:r>
-        <m:r>
-          <m:t>0.2</m:t>
-        </m:r>
-        <m:r>
-          <m:rPr>
-            <m:sty m:val="p"/>
-          </m:rPr>
-          <m:t>=</m:t>
-        </m:r>
-        <m:r>
-          <m:t>0.2</m:t>
-        </m:r>
-      </m:oMath>
-    </w:p>
-    <w:p>
-      <w:pPr>
-        <w:pStyle w:val="FirstParagraph"/>
-      </w:pPr>
-      <w:r>
-        <w:t xml:space="preserve">There is effect modification on the risk difference scale (effect is 0.1 in one group, 0.2 in the other).</w:t>
-      </w:r>
-    </w:p>
-    <w:p>
-      <w:pPr>
-        <w:pStyle w:val="BodyText"/>
-      </w:pPr>
-      <w:r>
-        <w:rPr>
-          <w:b/>
-          <w:bCs/>
-        </w:rPr>
-        <w:t xml:space="preserve">Risk ratio</w:t>
-      </w:r>
-      <w:r>
-        <w:t xml:space="preserve">:</w:t>
-      </w:r>
-    </w:p>
-    <w:p>
-      <w:pPr>
-        <w:pStyle w:val="Compact"/>
-        <w:numPr>
-          <w:ilvl w:val="0"/>
-          <w:numId w:val="1007"/>
-        </w:numPr>
-      </w:pPr>
-      <w:r>
-        <w:t xml:space="preserve">When</w:t>
-      </w:r>
-      <w:r>
-        <w:t xml:space="preserve"> </w:t>
-      </w:r>
-      <m:oMath>
-        <m:r>
-          <m:t>V</m:t>
-        </m:r>
-        <m:r>
-          <m:rPr>
-            <m:sty m:val="p"/>
-          </m:rPr>
-          <m:t>=</m:t>
-        </m:r>
-        <m:r>
-          <m:t>0</m:t>
-        </m:r>
-      </m:oMath>
-      <w:r>
-        <w:t xml:space="preserve">:</w:t>
-      </w:r>
-      <w:r>
-        <w:t xml:space="preserve"> </w:t>
-      </w:r>
-      <m:oMath>
-        <m:r>
-          <m:t>0.2</m:t>
-        </m:r>
-        <m:r>
-          <m:rPr>
-            <m:sty m:val="p"/>
-          </m:rPr>
-          <m:t>/</m:t>
-        </m:r>
-        <m:r>
-          <m:t>0.1</m:t>
-        </m:r>
-        <m:r>
-          <m:rPr>
-            <m:sty m:val="p"/>
-          </m:rPr>
-          <m:t>=</m:t>
-        </m:r>
-        <m:r>
-          <m:t>2.0</m:t>
-        </m:r>
-      </m:oMath>
-    </w:p>
-    <w:p>
-      <w:pPr>
-        <w:pStyle w:val="Compact"/>
-        <w:numPr>
-          <w:ilvl w:val="0"/>
-          <w:numId w:val="1007"/>
-        </w:numPr>
-      </w:pPr>
-      <w:r>
-        <w:t xml:space="preserve">When</w:t>
-      </w:r>
-      <w:r>
-        <w:t xml:space="preserve"> </w:t>
-      </w:r>
-      <m:oMath>
-        <m:r>
-          <m:t>V</m:t>
-        </m:r>
-        <m:r>
-          <m:rPr>
-            <m:sty m:val="p"/>
-          </m:rPr>
-          <m:t>=</m:t>
-        </m:r>
-        <m:r>
-          <m:t>1</m:t>
-        </m:r>
-      </m:oMath>
-      <w:r>
-        <w:t xml:space="preserve">:</w:t>
-      </w:r>
-      <w:r>
-        <w:t xml:space="preserve"> </w:t>
-      </w:r>
-      <m:oMath>
-        <m:r>
-          <m:t>0.4</m:t>
-        </m:r>
-        <m:r>
-          <m:rPr>
-            <m:sty m:val="p"/>
-          </m:rPr>
-          <m:t>/</m:t>
-        </m:r>
-        <m:r>
-          <m:t>0.2</m:t>
-        </m:r>
-        <m:r>
-          <m:rPr>
-            <m:sty m:val="p"/>
-          </m:rPr>
-          <m:t>=</m:t>
-        </m:r>
-        <m:r>
-          <m:t>2.0</m:t>
-        </m:r>
-      </m:oMath>
-    </w:p>
-    <w:p>
-      <w:pPr>
-        <w:pStyle w:val="FirstParagraph"/>
-      </w:pPr>
-      <w:r>
-        <w:t xml:space="preserve">There is NO effect modification on the risk ratio scale (effect is 2.0 in both groups).</w:t>
-      </w:r>
-    </w:p>
-    <w:bookmarkEnd w:id="11"/>
+    <w:tbl>
+      <w:tblPr>
+        <w:tblStyle w:val="Table"/>
+        <w:tblInd w:w="164" w:type="dxa"/>
+        <w:tblBorders>
+          <w:left w:val="single" w:sz="24" w:space="0" w:color="909090"/>
+        </w:tblBorders>
+        <w:tblCellMar>
+          <w:left w:w="0" w:type="dxa"/>
+          <w:right w:w="0" w:type="dxa"/>
+        </w:tblCellMar>
+        <w:tblLook w:firstRow="0" w:lastRow="0" w:firstColumn="0" w:lastColumn="0" w:noHBand="0" w:noVBand="0" w:val="0000"/>
+      </w:tblPr>
+      <w:tblGrid>
+        <w:gridCol w:w="7920"/>
+      </w:tblGrid>
+      <w:tr>
+        <w:trPr>
+          <w:cantSplit/>
+        </w:trPr>
+        <w:tc>
+          <w:tcPr>
+            <w:tcMar>
+              <w:left w:w="144" w:type="dxa"/>
+            </w:tcMar>
+          </w:tcPr>
+          <w:p>
+            <w:pPr>
+              <w:pStyle w:val="FirstParagraph"/>
+            </w:pPr>
+            <w:pPr>
+              <w:spacing w:before="16" w:after="64"/>
+            </w:pPr>
+          </w:p>
+          <w:bookmarkStart w:id="11" w:name="exm-scale-dependent"/>
+          <w:p>
+            <w:pPr>
+              <w:pStyle w:val="BodyText"/>
+            </w:pPr>
+            <w:r>
+              <w:rPr>
+                <w:b/>
+                <w:bCs/>
+              </w:rPr>
+              <w:t xml:space="preserve">Example 1 (Scale-Dependent Effect Modification)</w:t>
+            </w:r>
+            <w:r>
+              <w:t xml:space="preserve"> </w:t>
+            </w:r>
+            <w:r>
+              <w:t xml:space="preserve">Suppose:</w:t>
+            </w:r>
+          </w:p>
+          <w:p>
+            <w:pPr>
+              <w:pStyle w:val="Compact"/>
+              <w:numPr>
+                <w:ilvl w:val="0"/>
+                <w:numId w:val="1005"/>
+              </w:numPr>
+            </w:pPr>
+            <w:r>
+              <w:t xml:space="preserve">When</w:t>
+            </w:r>
+            <w:r>
+              <w:t xml:space="preserve"> </w:t>
+            </w:r>
+            <m:oMath>
+              <m:r>
+                <m:t>V</m:t>
+              </m:r>
+              <m:r>
+                <m:rPr>
+                  <m:sty m:val="p"/>
+                </m:rPr>
+                <m:t>=</m:t>
+              </m:r>
+              <m:r>
+                <m:t>0</m:t>
+              </m:r>
+            </m:oMath>
+            <w:r>
+              <w:t xml:space="preserve">:</w:t>
+            </w:r>
+            <w:r>
+              <w:t xml:space="preserve"> </w:t>
+            </w:r>
+            <m:oMath>
+              <m:r>
+                <m:t>E</m:t>
+              </m:r>
+              <m:r>
+                <m:rPr>
+                  <m:sty m:val="p"/>
+                </m:rPr>
+                <m:t>[</m:t>
+              </m:r>
+              <m:sSup>
+                <m:e>
+                  <m:r>
+                    <m:t>Y</m:t>
+                  </m:r>
+                </m:e>
+                <m:sup>
+                  <m:r>
+                    <m:t>a</m:t>
+                  </m:r>
+                  <m:r>
+                    <m:rPr>
+                      <m:sty m:val="p"/>
+                    </m:rPr>
+                    <m:t>=</m:t>
+                  </m:r>
+                  <m:r>
+                    <m:t>1</m:t>
+                  </m:r>
+                </m:sup>
+              </m:sSup>
+              <m:r>
+                <m:rPr>
+                  <m:sty m:val="p"/>
+                </m:rPr>
+                <m:t>]</m:t>
+              </m:r>
+              <m:r>
+                <m:rPr>
+                  <m:sty m:val="p"/>
+                </m:rPr>
+                <m:t>=</m:t>
+              </m:r>
+              <m:r>
+                <m:t>0.2</m:t>
+              </m:r>
+            </m:oMath>
+            <w:r>
+              <w:t xml:space="preserve">,</w:t>
+            </w:r>
+            <w:r>
+              <w:t xml:space="preserve"> </w:t>
+            </w:r>
+            <m:oMath>
+              <m:r>
+                <m:t>E</m:t>
+              </m:r>
+              <m:r>
+                <m:rPr>
+                  <m:sty m:val="p"/>
+                </m:rPr>
+                <m:t>[</m:t>
+              </m:r>
+              <m:sSup>
+                <m:e>
+                  <m:r>
+                    <m:t>Y</m:t>
+                  </m:r>
+                </m:e>
+                <m:sup>
+                  <m:r>
+                    <m:t>a</m:t>
+                  </m:r>
+                  <m:r>
+                    <m:rPr>
+                      <m:sty m:val="p"/>
+                    </m:rPr>
+                    <m:t>=</m:t>
+                  </m:r>
+                  <m:r>
+                    <m:t>0</m:t>
+                  </m:r>
+                </m:sup>
+              </m:sSup>
+              <m:r>
+                <m:rPr>
+                  <m:sty m:val="p"/>
+                </m:rPr>
+                <m:t>]</m:t>
+              </m:r>
+              <m:r>
+                <m:rPr>
+                  <m:sty m:val="p"/>
+                </m:rPr>
+                <m:t>=</m:t>
+              </m:r>
+              <m:r>
+                <m:t>0.1</m:t>
+              </m:r>
+            </m:oMath>
+          </w:p>
+          <w:p>
+            <w:pPr>
+              <w:pStyle w:val="Compact"/>
+              <w:numPr>
+                <w:ilvl w:val="0"/>
+                <w:numId w:val="1005"/>
+              </w:numPr>
+            </w:pPr>
+            <w:r>
+              <w:t xml:space="preserve">When</w:t>
+            </w:r>
+            <w:r>
+              <w:t xml:space="preserve"> </w:t>
+            </w:r>
+            <m:oMath>
+              <m:r>
+                <m:t>V</m:t>
+              </m:r>
+              <m:r>
+                <m:rPr>
+                  <m:sty m:val="p"/>
+                </m:rPr>
+                <m:t>=</m:t>
+              </m:r>
+              <m:r>
+                <m:t>1</m:t>
+              </m:r>
+            </m:oMath>
+            <w:r>
+              <w:t xml:space="preserve">:</w:t>
+            </w:r>
+            <w:r>
+              <w:t xml:space="preserve"> </w:t>
+            </w:r>
+            <m:oMath>
+              <m:r>
+                <m:t>E</m:t>
+              </m:r>
+              <m:r>
+                <m:rPr>
+                  <m:sty m:val="p"/>
+                </m:rPr>
+                <m:t>[</m:t>
+              </m:r>
+              <m:sSup>
+                <m:e>
+                  <m:r>
+                    <m:t>Y</m:t>
+                  </m:r>
+                </m:e>
+                <m:sup>
+                  <m:r>
+                    <m:t>a</m:t>
+                  </m:r>
+                  <m:r>
+                    <m:rPr>
+                      <m:sty m:val="p"/>
+                    </m:rPr>
+                    <m:t>=</m:t>
+                  </m:r>
+                  <m:r>
+                    <m:t>1</m:t>
+                  </m:r>
+                </m:sup>
+              </m:sSup>
+              <m:r>
+                <m:rPr>
+                  <m:sty m:val="p"/>
+                </m:rPr>
+                <m:t>]</m:t>
+              </m:r>
+              <m:r>
+                <m:rPr>
+                  <m:sty m:val="p"/>
+                </m:rPr>
+                <m:t>=</m:t>
+              </m:r>
+              <m:r>
+                <m:t>0.4</m:t>
+              </m:r>
+            </m:oMath>
+            <w:r>
+              <w:t xml:space="preserve">,</w:t>
+            </w:r>
+            <w:r>
+              <w:t xml:space="preserve"> </w:t>
+            </w:r>
+            <m:oMath>
+              <m:r>
+                <m:t>E</m:t>
+              </m:r>
+              <m:r>
+                <m:rPr>
+                  <m:sty m:val="p"/>
+                </m:rPr>
+                <m:t>[</m:t>
+              </m:r>
+              <m:sSup>
+                <m:e>
+                  <m:r>
+                    <m:t>Y</m:t>
+                  </m:r>
+                </m:e>
+                <m:sup>
+                  <m:r>
+                    <m:t>a</m:t>
+                  </m:r>
+                  <m:r>
+                    <m:rPr>
+                      <m:sty m:val="p"/>
+                    </m:rPr>
+                    <m:t>=</m:t>
+                  </m:r>
+                  <m:r>
+                    <m:t>0</m:t>
+                  </m:r>
+                </m:sup>
+              </m:sSup>
+              <m:r>
+                <m:rPr>
+                  <m:sty m:val="p"/>
+                </m:rPr>
+                <m:t>]</m:t>
+              </m:r>
+              <m:r>
+                <m:rPr>
+                  <m:sty m:val="p"/>
+                </m:rPr>
+                <m:t>=</m:t>
+              </m:r>
+              <m:r>
+                <m:t>0.2</m:t>
+              </m:r>
+            </m:oMath>
+          </w:p>
+          <w:p>
+            <w:pPr>
+              <w:pStyle w:val="FirstParagraph"/>
+            </w:pPr>
+            <w:r>
+              <w:rPr>
+                <w:b/>
+                <w:bCs/>
+              </w:rPr>
+              <w:t xml:space="preserve">Risk difference</w:t>
+            </w:r>
+            <w:r>
+              <w:t xml:space="preserve">:</w:t>
+            </w:r>
+          </w:p>
+          <w:p>
+            <w:pPr>
+              <w:pStyle w:val="Compact"/>
+              <w:numPr>
+                <w:ilvl w:val="0"/>
+                <w:numId w:val="1006"/>
+              </w:numPr>
+            </w:pPr>
+            <w:r>
+              <w:t xml:space="preserve">When</w:t>
+            </w:r>
+            <w:r>
+              <w:t xml:space="preserve"> </w:t>
+            </w:r>
+            <m:oMath>
+              <m:r>
+                <m:t>V</m:t>
+              </m:r>
+              <m:r>
+                <m:rPr>
+                  <m:sty m:val="p"/>
+                </m:rPr>
+                <m:t>=</m:t>
+              </m:r>
+              <m:r>
+                <m:t>0</m:t>
+              </m:r>
+            </m:oMath>
+            <w:r>
+              <w:t xml:space="preserve">:</w:t>
+            </w:r>
+            <w:r>
+              <w:t xml:space="preserve"> </w:t>
+            </w:r>
+            <m:oMath>
+              <m:r>
+                <m:t>0.2</m:t>
+              </m:r>
+              <m:r>
+                <m:rPr>
+                  <m:sty m:val="p"/>
+                </m:rPr>
+                <m:t>−</m:t>
+              </m:r>
+              <m:r>
+                <m:t>0.1</m:t>
+              </m:r>
+              <m:r>
+                <m:rPr>
+                  <m:sty m:val="p"/>
+                </m:rPr>
+                <m:t>=</m:t>
+              </m:r>
+              <m:r>
+                <m:t>0.1</m:t>
+              </m:r>
+            </m:oMath>
+          </w:p>
+          <w:p>
+            <w:pPr>
+              <w:pStyle w:val="Compact"/>
+              <w:numPr>
+                <w:ilvl w:val="0"/>
+                <w:numId w:val="1006"/>
+              </w:numPr>
+            </w:pPr>
+            <w:r>
+              <w:t xml:space="preserve">When</w:t>
+            </w:r>
+            <w:r>
+              <w:t xml:space="preserve"> </w:t>
+            </w:r>
+            <m:oMath>
+              <m:r>
+                <m:t>V</m:t>
+              </m:r>
+              <m:r>
+                <m:rPr>
+                  <m:sty m:val="p"/>
+                </m:rPr>
+                <m:t>=</m:t>
+              </m:r>
+              <m:r>
+                <m:t>1</m:t>
+              </m:r>
+            </m:oMath>
+            <w:r>
+              <w:t xml:space="preserve">:</w:t>
+            </w:r>
+            <w:r>
+              <w:t xml:space="preserve"> </w:t>
+            </w:r>
+            <m:oMath>
+              <m:r>
+                <m:t>0.4</m:t>
+              </m:r>
+              <m:r>
+                <m:rPr>
+                  <m:sty m:val="p"/>
+                </m:rPr>
+                <m:t>−</m:t>
+              </m:r>
+              <m:r>
+                <m:t>0.2</m:t>
+              </m:r>
+              <m:r>
+                <m:rPr>
+                  <m:sty m:val="p"/>
+                </m:rPr>
+                <m:t>=</m:t>
+              </m:r>
+              <m:r>
+                <m:t>0.2</m:t>
+              </m:r>
+            </m:oMath>
+          </w:p>
+          <w:p>
+            <w:pPr>
+              <w:pStyle w:val="FirstParagraph"/>
+            </w:pPr>
+            <w:r>
+              <w:t xml:space="preserve">There is effect modification on the risk difference scale (effect is 0.1 in one group, 0.2 in the other).</w:t>
+            </w:r>
+          </w:p>
+          <w:p>
+            <w:pPr>
+              <w:pStyle w:val="BodyText"/>
+            </w:pPr>
+            <w:r>
+              <w:rPr>
+                <w:b/>
+                <w:bCs/>
+              </w:rPr>
+              <w:t xml:space="preserve">Risk ratio</w:t>
+            </w:r>
+            <w:r>
+              <w:t xml:space="preserve">:</w:t>
+            </w:r>
+          </w:p>
+          <w:p>
+            <w:pPr>
+              <w:pStyle w:val="Compact"/>
+              <w:numPr>
+                <w:ilvl w:val="0"/>
+                <w:numId w:val="1007"/>
+              </w:numPr>
+            </w:pPr>
+            <w:r>
+              <w:t xml:space="preserve">When</w:t>
+            </w:r>
+            <w:r>
+              <w:t xml:space="preserve"> </w:t>
+            </w:r>
+            <m:oMath>
+              <m:r>
+                <m:t>V</m:t>
+              </m:r>
+              <m:r>
+                <m:rPr>
+                  <m:sty m:val="p"/>
+                </m:rPr>
+                <m:t>=</m:t>
+              </m:r>
+              <m:r>
+                <m:t>0</m:t>
+              </m:r>
+            </m:oMath>
+            <w:r>
+              <w:t xml:space="preserve">:</w:t>
+            </w:r>
+            <w:r>
+              <w:t xml:space="preserve"> </w:t>
+            </w:r>
+            <m:oMath>
+              <m:r>
+                <m:t>0.2</m:t>
+              </m:r>
+              <m:r>
+                <m:rPr>
+                  <m:sty m:val="p"/>
+                </m:rPr>
+                <m:t>/</m:t>
+              </m:r>
+              <m:r>
+                <m:t>0.1</m:t>
+              </m:r>
+              <m:r>
+                <m:rPr>
+                  <m:sty m:val="p"/>
+                </m:rPr>
+                <m:t>=</m:t>
+              </m:r>
+              <m:r>
+                <m:t>2.0</m:t>
+              </m:r>
+            </m:oMath>
+          </w:p>
+          <w:p>
+            <w:pPr>
+              <w:pStyle w:val="Compact"/>
+              <w:numPr>
+                <w:ilvl w:val="0"/>
+                <w:numId w:val="1007"/>
+              </w:numPr>
+            </w:pPr>
+            <w:r>
+              <w:t xml:space="preserve">When</w:t>
+            </w:r>
+            <w:r>
+              <w:t xml:space="preserve"> </w:t>
+            </w:r>
+            <m:oMath>
+              <m:r>
+                <m:t>V</m:t>
+              </m:r>
+              <m:r>
+                <m:rPr>
+                  <m:sty m:val="p"/>
+                </m:rPr>
+                <m:t>=</m:t>
+              </m:r>
+              <m:r>
+                <m:t>1</m:t>
+              </m:r>
+            </m:oMath>
+            <w:r>
+              <w:t xml:space="preserve">:</w:t>
+            </w:r>
+            <w:r>
+              <w:t xml:space="preserve"> </w:t>
+            </w:r>
+            <m:oMath>
+              <m:r>
+                <m:t>0.4</m:t>
+              </m:r>
+              <m:r>
+                <m:rPr>
+                  <m:sty m:val="p"/>
+                </m:rPr>
+                <m:t>/</m:t>
+              </m:r>
+              <m:r>
+                <m:t>0.2</m:t>
+              </m:r>
+              <m:r>
+                <m:rPr>
+                  <m:sty m:val="p"/>
+                </m:rPr>
+                <m:t>=</m:t>
+              </m:r>
+              <m:r>
+                <m:t>2.0</m:t>
+              </m:r>
+            </m:oMath>
+          </w:p>
+          <w:p>
+            <w:pPr>
+              <w:pStyle w:val="FirstParagraph"/>
+            </w:pPr>
+            <w:r>
+              <w:t xml:space="preserve">There is NO effect modification on the risk ratio scale (effect is 2.0 in both groups).</w:t>
+            </w:r>
+          </w:p>
+          <w:bookmarkEnd w:id="11"/>
+        </w:tc>
+      </w:tr>
+    </w:tbl>
     <w:p>
       <w:pPr>
         <w:pStyle w:val="BodyText"/>
@@ -2097,580 +2171,617 @@
         <w:t xml:space="preserve">is an effect modifier.</w:t>
       </w:r>
     </w:p>
-    <w:bookmarkStart w:id="14" w:name="exm-stratification"/>
-    <w:p>
-      <w:pPr>
-        <w:pStyle w:val="BodyText"/>
-      </w:pPr>
-      <w:r>
-        <w:rPr>
-          <w:b/>
-          <w:bCs/>
-        </w:rPr>
-        <w:t xml:space="preserve">Example 2 (Stratified Analysis Example)</w:t>
-      </w:r>
-      <w:r>
-        <w:t xml:space="preserve"> </w:t>
-      </w:r>
-      <w:r>
-        <w:t xml:space="preserve">Using data from a randomized trial of heart transplant in Zeus’s family:</w:t>
-      </w:r>
-    </w:p>
-    <w:p>
-      <w:pPr>
-        <w:pStyle w:val="BodyText"/>
-      </w:pPr>
-      <w:r>
-        <w:rPr>
-          <w:b/>
-          <w:bCs/>
-        </w:rPr>
-        <w:t xml:space="preserve">Stratum 1 (Males)</w:t>
-      </w:r>
-      <w:r>
-        <w:t xml:space="preserve">:</w:t>
-      </w:r>
-    </w:p>
-    <w:p>
-      <w:pPr>
-        <w:pStyle w:val="Compact"/>
-        <w:numPr>
-          <w:ilvl w:val="0"/>
-          <w:numId w:val="1011"/>
-        </w:numPr>
-      </w:pPr>
-      <w:r>
-        <w:t xml:space="preserve">Risk in treated:</w:t>
-      </w:r>
-      <w:r>
-        <w:t xml:space="preserve"> </w:t>
-      </w:r>
-      <m:oMath>
-        <m:r>
-          <m:t>P</m:t>
-        </m:r>
-        <m:r>
-          <m:t>r</m:t>
-        </m:r>
-        <m:r>
-          <m:rPr>
-            <m:sty m:val="p"/>
-          </m:rPr>
-          <m:t>[</m:t>
-        </m:r>
-        <m:r>
-          <m:t>Y</m:t>
-        </m:r>
-        <m:r>
-          <m:rPr>
-            <m:sty m:val="p"/>
-          </m:rPr>
-          <m:t>=</m:t>
-        </m:r>
-        <m:r>
-          <m:t>1</m:t>
-        </m:r>
-        <m:r>
-          <m:rPr>
-            <m:sty m:val="p"/>
-          </m:rPr>
-          <m:t>|</m:t>
-        </m:r>
-        <m:r>
-          <m:t>A</m:t>
-        </m:r>
-        <m:r>
-          <m:rPr>
-            <m:sty m:val="p"/>
-          </m:rPr>
-          <m:t>=</m:t>
-        </m:r>
-        <m:r>
-          <m:t>1</m:t>
-        </m:r>
-        <m:r>
-          <m:rPr>
-            <m:sty m:val="p"/>
-          </m:rPr>
-          <m:t>,</m:t>
-        </m:r>
-        <m:r>
-          <m:t>V</m:t>
-        </m:r>
-        <m:r>
-          <m:rPr>
-            <m:sty m:val="p"/>
-          </m:rPr>
-          <m:t>=</m:t>
-        </m:r>
-        <m:r>
-          <m:rPr>
-            <m:nor/>
-            <m:sty m:val="p"/>
-          </m:rPr>
-          <m:t>male</m:t>
-        </m:r>
-        <m:r>
-          <m:rPr>
-            <m:sty m:val="p"/>
-          </m:rPr>
-          <m:t>]</m:t>
-        </m:r>
-        <m:r>
-          <m:rPr>
-            <m:sty m:val="p"/>
-          </m:rPr>
-          <m:t>=</m:t>
-        </m:r>
-        <m:r>
-          <m:t>0.40</m:t>
-        </m:r>
-      </m:oMath>
-    </w:p>
-    <w:p>
-      <w:pPr>
-        <w:pStyle w:val="Compact"/>
-        <w:numPr>
-          <w:ilvl w:val="0"/>
-          <w:numId w:val="1011"/>
-        </w:numPr>
-      </w:pPr>
-      <w:r>
-        <w:t xml:space="preserve">Risk in untreated:</w:t>
-      </w:r>
-      <w:r>
-        <w:t xml:space="preserve"> </w:t>
-      </w:r>
-      <m:oMath>
-        <m:r>
-          <m:t>P</m:t>
-        </m:r>
-        <m:r>
-          <m:t>r</m:t>
-        </m:r>
-        <m:r>
-          <m:rPr>
-            <m:sty m:val="p"/>
-          </m:rPr>
-          <m:t>[</m:t>
-        </m:r>
-        <m:r>
-          <m:t>Y</m:t>
-        </m:r>
-        <m:r>
-          <m:rPr>
-            <m:sty m:val="p"/>
-          </m:rPr>
-          <m:t>=</m:t>
-        </m:r>
-        <m:r>
-          <m:t>1</m:t>
-        </m:r>
-        <m:r>
-          <m:rPr>
-            <m:sty m:val="p"/>
-          </m:rPr>
-          <m:t>|</m:t>
-        </m:r>
-        <m:r>
-          <m:t>A</m:t>
-        </m:r>
-        <m:r>
-          <m:rPr>
-            <m:sty m:val="p"/>
-          </m:rPr>
-          <m:t>=</m:t>
-        </m:r>
-        <m:r>
-          <m:t>0</m:t>
-        </m:r>
-        <m:r>
-          <m:rPr>
-            <m:sty m:val="p"/>
-          </m:rPr>
-          <m:t>,</m:t>
-        </m:r>
-        <m:r>
-          <m:t>V</m:t>
-        </m:r>
-        <m:r>
-          <m:rPr>
-            <m:sty m:val="p"/>
-          </m:rPr>
-          <m:t>=</m:t>
-        </m:r>
-        <m:r>
-          <m:rPr>
-            <m:nor/>
-            <m:sty m:val="p"/>
-          </m:rPr>
-          <m:t>male</m:t>
-        </m:r>
-        <m:r>
-          <m:rPr>
-            <m:sty m:val="p"/>
-          </m:rPr>
-          <m:t>]</m:t>
-        </m:r>
-        <m:r>
-          <m:rPr>
-            <m:sty m:val="p"/>
-          </m:rPr>
-          <m:t>=</m:t>
-        </m:r>
-        <m:r>
-          <m:t>0.70</m:t>
-        </m:r>
-      </m:oMath>
-    </w:p>
-    <w:p>
-      <w:pPr>
-        <w:pStyle w:val="Compact"/>
-        <w:numPr>
-          <w:ilvl w:val="0"/>
-          <w:numId w:val="1011"/>
-        </w:numPr>
-      </w:pPr>
-      <w:r>
-        <w:t xml:space="preserve">Risk difference:</w:t>
-      </w:r>
-      <w:r>
-        <w:t xml:space="preserve"> </w:t>
-      </w:r>
-      <m:oMath>
-        <m:r>
-          <m:t>0.40</m:t>
-        </m:r>
-        <m:r>
-          <m:rPr>
-            <m:sty m:val="p"/>
-          </m:rPr>
-          <m:t>−</m:t>
-        </m:r>
-        <m:r>
-          <m:t>0.70</m:t>
-        </m:r>
-        <m:r>
-          <m:rPr>
-            <m:sty m:val="p"/>
-          </m:rPr>
-          <m:t>=</m:t>
-        </m:r>
-        <m:r>
-          <m:rPr>
-            <m:sty m:val="p"/>
-          </m:rPr>
-          <m:t>−</m:t>
-        </m:r>
-        <m:r>
-          <m:t>0.30</m:t>
-        </m:r>
-      </m:oMath>
-      <w:r>
-        <w:t xml:space="preserve"> </w:t>
-      </w:r>
-      <w:r>
-        <w:t xml:space="preserve">(benefit)</w:t>
-      </w:r>
-    </w:p>
-    <w:p>
-      <w:pPr>
-        <w:pStyle w:val="FirstParagraph"/>
-      </w:pPr>
-      <w:r>
-        <w:rPr>
-          <w:b/>
-          <w:bCs/>
-        </w:rPr>
-        <w:t xml:space="preserve">Stratum 2 (Females)</w:t>
-      </w:r>
-      <w:r>
-        <w:t xml:space="preserve">:</w:t>
-      </w:r>
-    </w:p>
-    <w:p>
-      <w:pPr>
-        <w:pStyle w:val="Compact"/>
-        <w:numPr>
-          <w:ilvl w:val="0"/>
-          <w:numId w:val="1012"/>
-        </w:numPr>
-      </w:pPr>
-      <w:r>
-        <w:t xml:space="preserve">Risk in treated:</w:t>
-      </w:r>
-      <w:r>
-        <w:t xml:space="preserve"> </w:t>
-      </w:r>
-      <m:oMath>
-        <m:r>
-          <m:t>P</m:t>
-        </m:r>
-        <m:r>
-          <m:t>r</m:t>
-        </m:r>
-        <m:r>
-          <m:rPr>
-            <m:sty m:val="p"/>
-          </m:rPr>
-          <m:t>[</m:t>
-        </m:r>
-        <m:r>
-          <m:t>Y</m:t>
-        </m:r>
-        <m:r>
-          <m:rPr>
-            <m:sty m:val="p"/>
-          </m:rPr>
-          <m:t>=</m:t>
-        </m:r>
-        <m:r>
-          <m:t>1</m:t>
-        </m:r>
-        <m:r>
-          <m:rPr>
-            <m:sty m:val="p"/>
-          </m:rPr>
-          <m:t>|</m:t>
-        </m:r>
-        <m:r>
-          <m:t>A</m:t>
-        </m:r>
-        <m:r>
-          <m:rPr>
-            <m:sty m:val="p"/>
-          </m:rPr>
-          <m:t>=</m:t>
-        </m:r>
-        <m:r>
-          <m:t>1</m:t>
-        </m:r>
-        <m:r>
-          <m:rPr>
-            <m:sty m:val="p"/>
-          </m:rPr>
-          <m:t>,</m:t>
-        </m:r>
-        <m:r>
-          <m:t>V</m:t>
-        </m:r>
-        <m:r>
-          <m:rPr>
-            <m:sty m:val="p"/>
-          </m:rPr>
-          <m:t>=</m:t>
-        </m:r>
-        <m:r>
-          <m:rPr>
-            <m:nor/>
-            <m:sty m:val="p"/>
-          </m:rPr>
-          <m:t>female</m:t>
-        </m:r>
-        <m:r>
-          <m:rPr>
-            <m:sty m:val="p"/>
-          </m:rPr>
-          <m:t>]</m:t>
-        </m:r>
-        <m:r>
-          <m:rPr>
-            <m:sty m:val="p"/>
-          </m:rPr>
-          <m:t>=</m:t>
-        </m:r>
-        <m:r>
-          <m:t>0.65</m:t>
-        </m:r>
-      </m:oMath>
-    </w:p>
-    <w:p>
-      <w:pPr>
-        <w:pStyle w:val="Compact"/>
-        <w:numPr>
-          <w:ilvl w:val="0"/>
-          <w:numId w:val="1012"/>
-        </w:numPr>
-      </w:pPr>
-      <w:r>
-        <w:t xml:space="preserve">Risk in untreated:</w:t>
-      </w:r>
-      <w:r>
-        <w:t xml:space="preserve"> </w:t>
-      </w:r>
-      <m:oMath>
-        <m:r>
-          <m:t>P</m:t>
-        </m:r>
-        <m:r>
-          <m:t>r</m:t>
-        </m:r>
-        <m:r>
-          <m:rPr>
-            <m:sty m:val="p"/>
-          </m:rPr>
-          <m:t>[</m:t>
-        </m:r>
-        <m:r>
-          <m:t>Y</m:t>
-        </m:r>
-        <m:r>
-          <m:rPr>
-            <m:sty m:val="p"/>
-          </m:rPr>
-          <m:t>=</m:t>
-        </m:r>
-        <m:r>
-          <m:t>1</m:t>
-        </m:r>
-        <m:r>
-          <m:rPr>
-            <m:sty m:val="p"/>
-          </m:rPr>
-          <m:t>|</m:t>
-        </m:r>
-        <m:r>
-          <m:t>A</m:t>
-        </m:r>
-        <m:r>
-          <m:rPr>
-            <m:sty m:val="p"/>
-          </m:rPr>
-          <m:t>=</m:t>
-        </m:r>
-        <m:r>
-          <m:t>0</m:t>
-        </m:r>
-        <m:r>
-          <m:rPr>
-            <m:sty m:val="p"/>
-          </m:rPr>
-          <m:t>,</m:t>
-        </m:r>
-        <m:r>
-          <m:t>V</m:t>
-        </m:r>
-        <m:r>
-          <m:rPr>
-            <m:sty m:val="p"/>
-          </m:rPr>
-          <m:t>=</m:t>
-        </m:r>
-        <m:r>
-          <m:rPr>
-            <m:nor/>
-            <m:sty m:val="p"/>
-          </m:rPr>
-          <m:t>female</m:t>
-        </m:r>
-        <m:r>
-          <m:rPr>
-            <m:sty m:val="p"/>
-          </m:rPr>
-          <m:t>]</m:t>
-        </m:r>
-        <m:r>
-          <m:rPr>
-            <m:sty m:val="p"/>
-          </m:rPr>
-          <m:t>=</m:t>
-        </m:r>
-        <m:r>
-          <m:t>0.35</m:t>
-        </m:r>
-      </m:oMath>
-    </w:p>
-    <w:p>
-      <w:pPr>
-        <w:pStyle w:val="Compact"/>
-        <w:numPr>
-          <w:ilvl w:val="0"/>
-          <w:numId w:val="1012"/>
-        </w:numPr>
-      </w:pPr>
-      <w:r>
-        <w:t xml:space="preserve">Risk difference:</w:t>
-      </w:r>
-      <w:r>
-        <w:t xml:space="preserve"> </w:t>
-      </w:r>
-      <m:oMath>
-        <m:r>
-          <m:t>0.65</m:t>
-        </m:r>
-        <m:r>
-          <m:rPr>
-            <m:sty m:val="p"/>
-          </m:rPr>
-          <m:t>−</m:t>
-        </m:r>
-        <m:r>
-          <m:t>0.35</m:t>
-        </m:r>
-        <m:r>
-          <m:rPr>
-            <m:sty m:val="p"/>
-          </m:rPr>
-          <m:t>=</m:t>
-        </m:r>
-        <m:r>
-          <m:rPr>
-            <m:sty m:val="p"/>
-          </m:rPr>
-          <m:t>+</m:t>
-        </m:r>
-        <m:r>
-          <m:t>0.30</m:t>
-        </m:r>
-      </m:oMath>
-      <w:r>
-        <w:t xml:space="preserve"> </w:t>
-      </w:r>
-      <w:r>
-        <w:t xml:space="preserve">(harm)</w:t>
-      </w:r>
-    </w:p>
-    <w:p>
-      <w:pPr>
-        <w:pStyle w:val="FirstParagraph"/>
-      </w:pPr>
-      <w:r>
-        <w:t xml:space="preserve">Since</w:t>
-      </w:r>
-      <w:r>
-        <w:t xml:space="preserve"> </w:t>
-      </w:r>
-      <m:oMath>
-        <m:r>
-          <m:rPr>
-            <m:sty m:val="p"/>
-          </m:rPr>
-          <m:t>−</m:t>
-        </m:r>
-        <m:r>
-          <m:t>0.30</m:t>
-        </m:r>
-        <m:r>
-          <m:rPr>
-            <m:sty m:val="p"/>
-          </m:rPr>
-          <m:t>≠</m:t>
-        </m:r>
-        <m:r>
-          <m:rPr>
-            <m:sty m:val="p"/>
-          </m:rPr>
-          <m:t>+</m:t>
-        </m:r>
-        <m:r>
-          <m:t>0.30</m:t>
-        </m:r>
-      </m:oMath>
-      <w:r>
-        <w:t xml:space="preserve">, there is effect modification by sex.</w:t>
-      </w:r>
-    </w:p>
-    <w:bookmarkEnd w:id="14"/>
+    <w:tbl>
+      <w:tblPr>
+        <w:tblStyle w:val="Table"/>
+        <w:tblInd w:w="164" w:type="dxa"/>
+        <w:tblBorders>
+          <w:left w:val="single" w:sz="24" w:space="0" w:color="909090"/>
+        </w:tblBorders>
+        <w:tblCellMar>
+          <w:left w:w="0" w:type="dxa"/>
+          <w:right w:w="0" w:type="dxa"/>
+        </w:tblCellMar>
+        <w:tblLook w:firstRow="0" w:lastRow="0" w:firstColumn="0" w:lastColumn="0" w:noHBand="0" w:noVBand="0" w:val="0000"/>
+      </w:tblPr>
+      <w:tblGrid>
+        <w:gridCol w:w="7920"/>
+      </w:tblGrid>
+      <w:tr>
+        <w:trPr>
+          <w:cantSplit/>
+        </w:trPr>
+        <w:tc>
+          <w:tcPr>
+            <w:tcMar>
+              <w:left w:w="144" w:type="dxa"/>
+            </w:tcMar>
+          </w:tcPr>
+          <w:p>
+            <w:pPr>
+              <w:pStyle w:val="BodyText"/>
+            </w:pPr>
+            <w:pPr>
+              <w:spacing w:before="16" w:after="64"/>
+            </w:pPr>
+          </w:p>
+          <w:bookmarkStart w:id="14" w:name="exm-stratification"/>
+          <w:p>
+            <w:pPr>
+              <w:pStyle w:val="BodyText"/>
+            </w:pPr>
+            <w:r>
+              <w:rPr>
+                <w:b/>
+                <w:bCs/>
+              </w:rPr>
+              <w:t xml:space="preserve">Example 2 (Stratified Analysis Example)</w:t>
+            </w:r>
+            <w:r>
+              <w:t xml:space="preserve"> </w:t>
+            </w:r>
+            <w:r>
+              <w:t xml:space="preserve">Using data from a randomized trial of heart transplant in Zeus’s family:</w:t>
+            </w:r>
+          </w:p>
+          <w:p>
+            <w:pPr>
+              <w:pStyle w:val="BodyText"/>
+            </w:pPr>
+            <w:r>
+              <w:rPr>
+                <w:b/>
+                <w:bCs/>
+              </w:rPr>
+              <w:t xml:space="preserve">Stratum 1 (Males)</w:t>
+            </w:r>
+            <w:r>
+              <w:t xml:space="preserve">:</w:t>
+            </w:r>
+          </w:p>
+          <w:p>
+            <w:pPr>
+              <w:pStyle w:val="Compact"/>
+              <w:numPr>
+                <w:ilvl w:val="0"/>
+                <w:numId w:val="1011"/>
+              </w:numPr>
+            </w:pPr>
+            <w:r>
+              <w:t xml:space="preserve">Risk in treated:</w:t>
+            </w:r>
+            <w:r>
+              <w:t xml:space="preserve"> </w:t>
+            </w:r>
+            <m:oMath>
+              <m:r>
+                <m:t>P</m:t>
+              </m:r>
+              <m:r>
+                <m:t>r</m:t>
+              </m:r>
+              <m:r>
+                <m:rPr>
+                  <m:sty m:val="p"/>
+                </m:rPr>
+                <m:t>[</m:t>
+              </m:r>
+              <m:r>
+                <m:t>Y</m:t>
+              </m:r>
+              <m:r>
+                <m:rPr>
+                  <m:sty m:val="p"/>
+                </m:rPr>
+                <m:t>=</m:t>
+              </m:r>
+              <m:r>
+                <m:t>1</m:t>
+              </m:r>
+              <m:r>
+                <m:rPr>
+                  <m:sty m:val="p"/>
+                </m:rPr>
+                <m:t>|</m:t>
+              </m:r>
+              <m:r>
+                <m:t>A</m:t>
+              </m:r>
+              <m:r>
+                <m:rPr>
+                  <m:sty m:val="p"/>
+                </m:rPr>
+                <m:t>=</m:t>
+              </m:r>
+              <m:r>
+                <m:t>1</m:t>
+              </m:r>
+              <m:r>
+                <m:rPr>
+                  <m:sty m:val="p"/>
+                </m:rPr>
+                <m:t>,</m:t>
+              </m:r>
+              <m:r>
+                <m:t>V</m:t>
+              </m:r>
+              <m:r>
+                <m:rPr>
+                  <m:sty m:val="p"/>
+                </m:rPr>
+                <m:t>=</m:t>
+              </m:r>
+              <m:r>
+                <m:rPr>
+                  <m:nor/>
+                  <m:sty m:val="p"/>
+                </m:rPr>
+                <m:t>male</m:t>
+              </m:r>
+              <m:r>
+                <m:rPr>
+                  <m:sty m:val="p"/>
+                </m:rPr>
+                <m:t>]</m:t>
+              </m:r>
+              <m:r>
+                <m:rPr>
+                  <m:sty m:val="p"/>
+                </m:rPr>
+                <m:t>=</m:t>
+              </m:r>
+              <m:r>
+                <m:t>0.40</m:t>
+              </m:r>
+            </m:oMath>
+          </w:p>
+          <w:p>
+            <w:pPr>
+              <w:pStyle w:val="Compact"/>
+              <w:numPr>
+                <w:ilvl w:val="0"/>
+                <w:numId w:val="1011"/>
+              </w:numPr>
+            </w:pPr>
+            <w:r>
+              <w:t xml:space="preserve">Risk in untreated:</w:t>
+            </w:r>
+            <w:r>
+              <w:t xml:space="preserve"> </w:t>
+            </w:r>
+            <m:oMath>
+              <m:r>
+                <m:t>P</m:t>
+              </m:r>
+              <m:r>
+                <m:t>r</m:t>
+              </m:r>
+              <m:r>
+                <m:rPr>
+                  <m:sty m:val="p"/>
+                </m:rPr>
+                <m:t>[</m:t>
+              </m:r>
+              <m:r>
+                <m:t>Y</m:t>
+              </m:r>
+              <m:r>
+                <m:rPr>
+                  <m:sty m:val="p"/>
+                </m:rPr>
+                <m:t>=</m:t>
+              </m:r>
+              <m:r>
+                <m:t>1</m:t>
+              </m:r>
+              <m:r>
+                <m:rPr>
+                  <m:sty m:val="p"/>
+                </m:rPr>
+                <m:t>|</m:t>
+              </m:r>
+              <m:r>
+                <m:t>A</m:t>
+              </m:r>
+              <m:r>
+                <m:rPr>
+                  <m:sty m:val="p"/>
+                </m:rPr>
+                <m:t>=</m:t>
+              </m:r>
+              <m:r>
+                <m:t>0</m:t>
+              </m:r>
+              <m:r>
+                <m:rPr>
+                  <m:sty m:val="p"/>
+                </m:rPr>
+                <m:t>,</m:t>
+              </m:r>
+              <m:r>
+                <m:t>V</m:t>
+              </m:r>
+              <m:r>
+                <m:rPr>
+                  <m:sty m:val="p"/>
+                </m:rPr>
+                <m:t>=</m:t>
+              </m:r>
+              <m:r>
+                <m:rPr>
+                  <m:nor/>
+                  <m:sty m:val="p"/>
+                </m:rPr>
+                <m:t>male</m:t>
+              </m:r>
+              <m:r>
+                <m:rPr>
+                  <m:sty m:val="p"/>
+                </m:rPr>
+                <m:t>]</m:t>
+              </m:r>
+              <m:r>
+                <m:rPr>
+                  <m:sty m:val="p"/>
+                </m:rPr>
+                <m:t>=</m:t>
+              </m:r>
+              <m:r>
+                <m:t>0.70</m:t>
+              </m:r>
+            </m:oMath>
+          </w:p>
+          <w:p>
+            <w:pPr>
+              <w:pStyle w:val="Compact"/>
+              <w:numPr>
+                <w:ilvl w:val="0"/>
+                <w:numId w:val="1011"/>
+              </w:numPr>
+            </w:pPr>
+            <w:r>
+              <w:t xml:space="preserve">Risk difference:</w:t>
+            </w:r>
+            <w:r>
+              <w:t xml:space="preserve"> </w:t>
+            </w:r>
+            <m:oMath>
+              <m:r>
+                <m:t>0.40</m:t>
+              </m:r>
+              <m:r>
+                <m:rPr>
+                  <m:sty m:val="p"/>
+                </m:rPr>
+                <m:t>−</m:t>
+              </m:r>
+              <m:r>
+                <m:t>0.70</m:t>
+              </m:r>
+              <m:r>
+                <m:rPr>
+                  <m:sty m:val="p"/>
+                </m:rPr>
+                <m:t>=</m:t>
+              </m:r>
+              <m:r>
+                <m:rPr>
+                  <m:sty m:val="p"/>
+                </m:rPr>
+                <m:t>−</m:t>
+              </m:r>
+              <m:r>
+                <m:t>0.30</m:t>
+              </m:r>
+            </m:oMath>
+            <w:r>
+              <w:t xml:space="preserve"> </w:t>
+            </w:r>
+            <w:r>
+              <w:t xml:space="preserve">(benefit)</w:t>
+            </w:r>
+          </w:p>
+          <w:p>
+            <w:pPr>
+              <w:pStyle w:val="FirstParagraph"/>
+            </w:pPr>
+            <w:r>
+              <w:rPr>
+                <w:b/>
+                <w:bCs/>
+              </w:rPr>
+              <w:t xml:space="preserve">Stratum 2 (Females)</w:t>
+            </w:r>
+            <w:r>
+              <w:t xml:space="preserve">:</w:t>
+            </w:r>
+          </w:p>
+          <w:p>
+            <w:pPr>
+              <w:pStyle w:val="Compact"/>
+              <w:numPr>
+                <w:ilvl w:val="0"/>
+                <w:numId w:val="1012"/>
+              </w:numPr>
+            </w:pPr>
+            <w:r>
+              <w:t xml:space="preserve">Risk in treated:</w:t>
+            </w:r>
+            <w:r>
+              <w:t xml:space="preserve"> </w:t>
+            </w:r>
+            <m:oMath>
+              <m:r>
+                <m:t>P</m:t>
+              </m:r>
+              <m:r>
+                <m:t>r</m:t>
+              </m:r>
+              <m:r>
+                <m:rPr>
+                  <m:sty m:val="p"/>
+                </m:rPr>
+                <m:t>[</m:t>
+              </m:r>
+              <m:r>
+                <m:t>Y</m:t>
+              </m:r>
+              <m:r>
+                <m:rPr>
+                  <m:sty m:val="p"/>
+                </m:rPr>
+                <m:t>=</m:t>
+              </m:r>
+              <m:r>
+                <m:t>1</m:t>
+              </m:r>
+              <m:r>
+                <m:rPr>
+                  <m:sty m:val="p"/>
+                </m:rPr>
+                <m:t>|</m:t>
+              </m:r>
+              <m:r>
+                <m:t>A</m:t>
+              </m:r>
+              <m:r>
+                <m:rPr>
+                  <m:sty m:val="p"/>
+                </m:rPr>
+                <m:t>=</m:t>
+              </m:r>
+              <m:r>
+                <m:t>1</m:t>
+              </m:r>
+              <m:r>
+                <m:rPr>
+                  <m:sty m:val="p"/>
+                </m:rPr>
+                <m:t>,</m:t>
+              </m:r>
+              <m:r>
+                <m:t>V</m:t>
+              </m:r>
+              <m:r>
+                <m:rPr>
+                  <m:sty m:val="p"/>
+                </m:rPr>
+                <m:t>=</m:t>
+              </m:r>
+              <m:r>
+                <m:rPr>
+                  <m:nor/>
+                  <m:sty m:val="p"/>
+                </m:rPr>
+                <m:t>female</m:t>
+              </m:r>
+              <m:r>
+                <m:rPr>
+                  <m:sty m:val="p"/>
+                </m:rPr>
+                <m:t>]</m:t>
+              </m:r>
+              <m:r>
+                <m:rPr>
+                  <m:sty m:val="p"/>
+                </m:rPr>
+                <m:t>=</m:t>
+              </m:r>
+              <m:r>
+                <m:t>0.65</m:t>
+              </m:r>
+            </m:oMath>
+          </w:p>
+          <w:p>
+            <w:pPr>
+              <w:pStyle w:val="Compact"/>
+              <w:numPr>
+                <w:ilvl w:val="0"/>
+                <w:numId w:val="1012"/>
+              </w:numPr>
+            </w:pPr>
+            <w:r>
+              <w:t xml:space="preserve">Risk in untreated:</w:t>
+            </w:r>
+            <w:r>
+              <w:t xml:space="preserve"> </w:t>
+            </w:r>
+            <m:oMath>
+              <m:r>
+                <m:t>P</m:t>
+              </m:r>
+              <m:r>
+                <m:t>r</m:t>
+              </m:r>
+              <m:r>
+                <m:rPr>
+                  <m:sty m:val="p"/>
+                </m:rPr>
+                <m:t>[</m:t>
+              </m:r>
+              <m:r>
+                <m:t>Y</m:t>
+              </m:r>
+              <m:r>
+                <m:rPr>
+                  <m:sty m:val="p"/>
+                </m:rPr>
+                <m:t>=</m:t>
+              </m:r>
+              <m:r>
+                <m:t>1</m:t>
+              </m:r>
+              <m:r>
+                <m:rPr>
+                  <m:sty m:val="p"/>
+                </m:rPr>
+                <m:t>|</m:t>
+              </m:r>
+              <m:r>
+                <m:t>A</m:t>
+              </m:r>
+              <m:r>
+                <m:rPr>
+                  <m:sty m:val="p"/>
+                </m:rPr>
+                <m:t>=</m:t>
+              </m:r>
+              <m:r>
+                <m:t>0</m:t>
+              </m:r>
+              <m:r>
+                <m:rPr>
+                  <m:sty m:val="p"/>
+                </m:rPr>
+                <m:t>,</m:t>
+              </m:r>
+              <m:r>
+                <m:t>V</m:t>
+              </m:r>
+              <m:r>
+                <m:rPr>
+                  <m:sty m:val="p"/>
+                </m:rPr>
+                <m:t>=</m:t>
+              </m:r>
+              <m:r>
+                <m:rPr>
+                  <m:nor/>
+                  <m:sty m:val="p"/>
+                </m:rPr>
+                <m:t>female</m:t>
+              </m:r>
+              <m:r>
+                <m:rPr>
+                  <m:sty m:val="p"/>
+                </m:rPr>
+                <m:t>]</m:t>
+              </m:r>
+              <m:r>
+                <m:rPr>
+                  <m:sty m:val="p"/>
+                </m:rPr>
+                <m:t>=</m:t>
+              </m:r>
+              <m:r>
+                <m:t>0.35</m:t>
+              </m:r>
+            </m:oMath>
+          </w:p>
+          <w:p>
+            <w:pPr>
+              <w:pStyle w:val="Compact"/>
+              <w:numPr>
+                <w:ilvl w:val="0"/>
+                <w:numId w:val="1012"/>
+              </w:numPr>
+            </w:pPr>
+            <w:r>
+              <w:t xml:space="preserve">Risk difference:</w:t>
+            </w:r>
+            <w:r>
+              <w:t xml:space="preserve"> </w:t>
+            </w:r>
+            <m:oMath>
+              <m:r>
+                <m:t>0.65</m:t>
+              </m:r>
+              <m:r>
+                <m:rPr>
+                  <m:sty m:val="p"/>
+                </m:rPr>
+                <m:t>−</m:t>
+              </m:r>
+              <m:r>
+                <m:t>0.35</m:t>
+              </m:r>
+              <m:r>
+                <m:rPr>
+                  <m:sty m:val="p"/>
+                </m:rPr>
+                <m:t>=</m:t>
+              </m:r>
+              <m:r>
+                <m:rPr>
+                  <m:sty m:val="p"/>
+                </m:rPr>
+                <m:t>+</m:t>
+              </m:r>
+              <m:r>
+                <m:t>0.30</m:t>
+              </m:r>
+            </m:oMath>
+            <w:r>
+              <w:t xml:space="preserve"> </w:t>
+            </w:r>
+            <w:r>
+              <w:t xml:space="preserve">(harm)</w:t>
+            </w:r>
+          </w:p>
+          <w:p>
+            <w:pPr>
+              <w:pStyle w:val="FirstParagraph"/>
+            </w:pPr>
+            <w:r>
+              <w:t xml:space="preserve">Since</w:t>
+            </w:r>
+            <w:r>
+              <w:t xml:space="preserve"> </w:t>
+            </w:r>
+            <m:oMath>
+              <m:r>
+                <m:rPr>
+                  <m:sty m:val="p"/>
+                </m:rPr>
+                <m:t>−</m:t>
+              </m:r>
+              <m:r>
+                <m:t>0.30</m:t>
+              </m:r>
+              <m:r>
+                <m:rPr>
+                  <m:sty m:val="p"/>
+                </m:rPr>
+                <m:t>≠</m:t>
+              </m:r>
+              <m:r>
+                <m:rPr>
+                  <m:sty m:val="p"/>
+                </m:rPr>
+                <m:t>+</m:t>
+              </m:r>
+              <m:r>
+                <m:t>0.30</m:t>
+              </m:r>
+            </m:oMath>
+            <w:r>
+              <w:t xml:space="preserve">, there is effect modification by sex.</w:t>
+            </w:r>
+          </w:p>
+          <w:bookmarkEnd w:id="14"/>
+        </w:tc>
+      </w:tr>
+    </w:tbl>
     <w:p>
       <w:pPr>
         <w:pStyle w:val="BodyText"/>
@@ -2961,87 +3072,124 @@
         <w:t xml:space="preserve">Allocate limited resources more efficiently</w:t>
       </w:r>
     </w:p>
-    <w:bookmarkStart w:id="18" w:name="exm-precision-medicine"/>
-    <w:p>
-      <w:pPr>
-        <w:pStyle w:val="FirstParagraph"/>
-      </w:pPr>
-      <w:r>
-        <w:rPr>
-          <w:b/>
-          <w:bCs/>
-        </w:rPr>
-        <w:t xml:space="preserve">Example 3 (Precision Medicine Example)</w:t>
-      </w:r>
-      <w:r>
-        <w:t xml:space="preserve"> </w:t>
-      </w:r>
-      <w:r>
-        <w:t xml:space="preserve">If genetic testing reveals that a drug benefits patients with genotype AA but harms patients with genotype BB, we should:</w:t>
-      </w:r>
-    </w:p>
-    <w:p>
-      <w:pPr>
-        <w:pStyle w:val="Compact"/>
-        <w:numPr>
-          <w:ilvl w:val="0"/>
-          <w:numId w:val="1017"/>
-        </w:numPr>
-      </w:pPr>
-      <w:r>
-        <w:t xml:space="preserve">Prescribe the drug only to AA patients</w:t>
-      </w:r>
-    </w:p>
-    <w:p>
-      <w:pPr>
-        <w:pStyle w:val="Compact"/>
-        <w:numPr>
-          <w:ilvl w:val="0"/>
-          <w:numId w:val="1017"/>
-        </w:numPr>
-      </w:pPr>
-      <w:r>
-        <w:t xml:space="preserve">Use alternative treatments for BB patients</w:t>
-      </w:r>
-    </w:p>
-    <w:p>
-      <w:pPr>
-        <w:pStyle w:val="FirstParagraph"/>
-      </w:pPr>
-      <w:r>
-        <w:t xml:space="preserve">This is the foundation of</w:t>
-      </w:r>
-      <w:r>
-        <w:t xml:space="preserve"> </w:t>
-      </w:r>
-      <w:r>
-        <w:rPr>
-          <w:b/>
-          <w:bCs/>
-        </w:rPr>
-        <w:t xml:space="preserve">precision medicine</w:t>
-      </w:r>
-      <w:r>
-        <w:t xml:space="preserve"> </w:t>
-      </w:r>
-      <w:r>
-        <w:t xml:space="preserve">or</w:t>
-      </w:r>
-      <w:r>
-        <w:t xml:space="preserve"> </w:t>
-      </w:r>
-      <w:r>
-        <w:rPr>
-          <w:b/>
-          <w:bCs/>
-        </w:rPr>
-        <w:t xml:space="preserve">personalized medicine</w:t>
-      </w:r>
-      <w:r>
-        <w:t xml:space="preserve">.</w:t>
-      </w:r>
-    </w:p>
-    <w:bookmarkEnd w:id="18"/>
+    <w:tbl>
+      <w:tblPr>
+        <w:tblStyle w:val="Table"/>
+        <w:tblInd w:w="164" w:type="dxa"/>
+        <w:tblBorders>
+          <w:left w:val="single" w:sz="24" w:space="0" w:color="909090"/>
+        </w:tblBorders>
+        <w:tblCellMar>
+          <w:left w:w="0" w:type="dxa"/>
+          <w:right w:w="0" w:type="dxa"/>
+        </w:tblCellMar>
+        <w:tblLook w:firstRow="0" w:lastRow="0" w:firstColumn="0" w:lastColumn="0" w:noHBand="0" w:noVBand="0" w:val="0000"/>
+      </w:tblPr>
+      <w:tblGrid>
+        <w:gridCol w:w="7920"/>
+      </w:tblGrid>
+      <w:tr>
+        <w:trPr>
+          <w:cantSplit/>
+        </w:trPr>
+        <w:tc>
+          <w:tcPr>
+            <w:tcMar>
+              <w:left w:w="144" w:type="dxa"/>
+            </w:tcMar>
+          </w:tcPr>
+          <w:p>
+            <w:pPr>
+              <w:pStyle w:val="FirstParagraph"/>
+            </w:pPr>
+            <w:pPr>
+              <w:spacing w:before="16" w:after="64"/>
+            </w:pPr>
+          </w:p>
+          <w:bookmarkStart w:id="18" w:name="exm-precision-medicine"/>
+          <w:p>
+            <w:pPr>
+              <w:pStyle w:val="BodyText"/>
+            </w:pPr>
+            <w:r>
+              <w:rPr>
+                <w:b/>
+                <w:bCs/>
+              </w:rPr>
+              <w:t xml:space="preserve">Example 3 (Precision Medicine Example)</w:t>
+            </w:r>
+            <w:r>
+              <w:t xml:space="preserve"> </w:t>
+            </w:r>
+            <w:r>
+              <w:t xml:space="preserve">If genetic testing reveals that a drug benefits patients with genotype AA but harms patients with genotype BB, we should:</w:t>
+            </w:r>
+          </w:p>
+          <w:p>
+            <w:pPr>
+              <w:pStyle w:val="Compact"/>
+              <w:numPr>
+                <w:ilvl w:val="0"/>
+                <w:numId w:val="1017"/>
+              </w:numPr>
+            </w:pPr>
+            <w:r>
+              <w:t xml:space="preserve">Prescribe the drug only to AA patients</w:t>
+            </w:r>
+          </w:p>
+          <w:p>
+            <w:pPr>
+              <w:pStyle w:val="Compact"/>
+              <w:numPr>
+                <w:ilvl w:val="0"/>
+                <w:numId w:val="1017"/>
+              </w:numPr>
+            </w:pPr>
+            <w:r>
+              <w:t xml:space="preserve">Use alternative treatments for BB patients</w:t>
+            </w:r>
+          </w:p>
+          <w:p>
+            <w:pPr>
+              <w:pStyle w:val="FirstParagraph"/>
+            </w:pPr>
+            <w:r>
+              <w:t xml:space="preserve">This is the foundation of</w:t>
+            </w:r>
+            <w:r>
+              <w:t xml:space="preserve"> </w:t>
+            </w:r>
+            <w:r>
+              <w:rPr>
+                <w:b/>
+                <w:bCs/>
+              </w:rPr>
+              <w:t xml:space="preserve">precision medicine</w:t>
+            </w:r>
+            <w:r>
+              <w:t xml:space="preserve"> </w:t>
+            </w:r>
+            <w:r>
+              <w:t xml:space="preserve">or</w:t>
+            </w:r>
+            <w:r>
+              <w:t xml:space="preserve"> </w:t>
+            </w:r>
+            <w:r>
+              <w:rPr>
+                <w:b/>
+                <w:bCs/>
+              </w:rPr>
+              <w:t xml:space="preserve">personalized medicine</w:t>
+            </w:r>
+            <w:r>
+              <w:t xml:space="preserve">.</w:t>
+            </w:r>
+          </w:p>
+          <w:bookmarkEnd w:id="18"/>
+        </w:tc>
+      </w:tr>
+    </w:tbl>
     <w:bookmarkEnd w:id="19"/>
     <w:bookmarkStart w:id="20" w:name="understanding-mechanisms"/>
     <w:p>
@@ -3379,141 +3527,178 @@
         <w:t xml:space="preserve">These are different scientific questions with different implications.</w:t>
       </w:r>
     </w:p>
-    <w:bookmarkStart w:id="22" w:name="def-confounder-vs-modifier"/>
-    <w:p>
-      <w:pPr>
-        <w:pStyle w:val="BodyText"/>
-      </w:pPr>
-      <w:r>
-        <w:rPr>
-          <w:b/>
-          <w:bCs/>
-        </w:rPr>
-        <w:t xml:space="preserve">Definition 2 (Confounder vs. Effect Modifier)</w:t>
-      </w:r>
-      <w:r>
-        <w:t xml:space="preserve"> </w:t>
-      </w:r>
-      <w:r>
-        <w:t xml:space="preserve"> </w:t>
-      </w:r>
-    </w:p>
-    <w:p>
-      <w:pPr>
-        <w:pStyle w:val="Compact"/>
-        <w:numPr>
-          <w:ilvl w:val="0"/>
-          <w:numId w:val="1021"/>
-        </w:numPr>
-      </w:pPr>
-      <w:r>
-        <w:t xml:space="preserve">A</w:t>
-      </w:r>
-      <w:r>
-        <w:t xml:space="preserve"> </w:t>
-      </w:r>
-      <w:r>
-        <w:rPr>
-          <w:b/>
-          <w:bCs/>
-        </w:rPr>
-        <w:t xml:space="preserve">confounder</w:t>
-      </w:r>
-      <w:r>
-        <w:t xml:space="preserve"> </w:t>
-      </w:r>
-      <w:r>
-        <w:t xml:space="preserve">is a variable that, if not adjusted for, biases the estimate of the average causal effect</w:t>
-      </w:r>
-    </w:p>
-    <w:p>
-      <w:pPr>
-        <w:pStyle w:val="Compact"/>
-        <w:numPr>
-          <w:ilvl w:val="0"/>
-          <w:numId w:val="1021"/>
-        </w:numPr>
-      </w:pPr>
-      <w:r>
-        <w:t xml:space="preserve">An</w:t>
-      </w:r>
-      <w:r>
-        <w:t xml:space="preserve"> </w:t>
-      </w:r>
-      <w:r>
-        <w:rPr>
-          <w:b/>
-          <w:bCs/>
-        </w:rPr>
-        <w:t xml:space="preserve">effect modifier</w:t>
-      </w:r>
-      <w:r>
-        <w:t xml:space="preserve"> </w:t>
-      </w:r>
-      <w:r>
-        <w:t xml:space="preserve">is a variable across which the causal effect differs</w:t>
-      </w:r>
-    </w:p>
-    <w:p>
-      <w:pPr>
-        <w:pStyle w:val="FirstParagraph"/>
-      </w:pPr>
-      <w:r>
-        <w:t xml:space="preserve">A variable can be:</w:t>
-      </w:r>
-    </w:p>
-    <w:p>
-      <w:pPr>
-        <w:pStyle w:val="Compact"/>
-        <w:numPr>
-          <w:ilvl w:val="0"/>
-          <w:numId w:val="1022"/>
-        </w:numPr>
-      </w:pPr>
-      <w:r>
-        <w:t xml:space="preserve">A confounder only</w:t>
-      </w:r>
-    </w:p>
-    <w:p>
-      <w:pPr>
-        <w:pStyle w:val="Compact"/>
-        <w:numPr>
-          <w:ilvl w:val="0"/>
-          <w:numId w:val="1022"/>
-        </w:numPr>
-      </w:pPr>
-      <w:r>
-        <w:t xml:space="preserve">An effect modifier only</w:t>
-      </w:r>
-      <w:r>
-        <w:br/>
-      </w:r>
-    </w:p>
-    <w:p>
-      <w:pPr>
-        <w:pStyle w:val="Compact"/>
-        <w:numPr>
-          <w:ilvl w:val="0"/>
-          <w:numId w:val="1022"/>
-        </w:numPr>
-      </w:pPr>
-      <w:r>
-        <w:t xml:space="preserve">Both a confounder and effect modifier</w:t>
-      </w:r>
-    </w:p>
-    <w:p>
-      <w:pPr>
-        <w:pStyle w:val="Compact"/>
-        <w:numPr>
-          <w:ilvl w:val="0"/>
-          <w:numId w:val="1022"/>
-        </w:numPr>
-      </w:pPr>
-      <w:r>
-        <w:t xml:space="preserve">Neither</w:t>
-      </w:r>
-    </w:p>
-    <w:bookmarkEnd w:id="22"/>
+    <w:tbl>
+      <w:tblPr>
+        <w:tblStyle w:val="Table"/>
+        <w:tblInd w:w="164" w:type="dxa"/>
+        <w:tblBorders>
+          <w:left w:val="single" w:sz="24" w:space="0" w:color="909090"/>
+        </w:tblBorders>
+        <w:tblCellMar>
+          <w:left w:w="0" w:type="dxa"/>
+          <w:right w:w="0" w:type="dxa"/>
+        </w:tblCellMar>
+        <w:tblLook w:firstRow="0" w:lastRow="0" w:firstColumn="0" w:lastColumn="0" w:noHBand="0" w:noVBand="0" w:val="0000"/>
+      </w:tblPr>
+      <w:tblGrid>
+        <w:gridCol w:w="7920"/>
+      </w:tblGrid>
+      <w:tr>
+        <w:trPr>
+          <w:cantSplit/>
+        </w:trPr>
+        <w:tc>
+          <w:tcPr>
+            <w:tcMar>
+              <w:left w:w="144" w:type="dxa"/>
+            </w:tcMar>
+          </w:tcPr>
+          <w:p>
+            <w:pPr>
+              <w:pStyle w:val="BodyText"/>
+            </w:pPr>
+            <w:pPr>
+              <w:spacing w:before="16" w:after="64"/>
+            </w:pPr>
+          </w:p>
+          <w:bookmarkStart w:id="22" w:name="def-confounder-vs-modifier"/>
+          <w:p>
+            <w:pPr>
+              <w:pStyle w:val="BodyText"/>
+            </w:pPr>
+            <w:r>
+              <w:rPr>
+                <w:b/>
+                <w:bCs/>
+              </w:rPr>
+              <w:t xml:space="preserve">Definition 2 (Confounder vs. Effect Modifier)</w:t>
+            </w:r>
+            <w:r>
+              <w:t xml:space="preserve"> </w:t>
+            </w:r>
+            <w:r>
+              <w:t xml:space="preserve"> </w:t>
+            </w:r>
+          </w:p>
+          <w:p>
+            <w:pPr>
+              <w:pStyle w:val="Compact"/>
+              <w:numPr>
+                <w:ilvl w:val="0"/>
+                <w:numId w:val="1021"/>
+              </w:numPr>
+            </w:pPr>
+            <w:r>
+              <w:t xml:space="preserve">A</w:t>
+            </w:r>
+            <w:r>
+              <w:t xml:space="preserve"> </w:t>
+            </w:r>
+            <w:r>
+              <w:rPr>
+                <w:b/>
+                <w:bCs/>
+              </w:rPr>
+              <w:t xml:space="preserve">confounder</w:t>
+            </w:r>
+            <w:r>
+              <w:t xml:space="preserve"> </w:t>
+            </w:r>
+            <w:r>
+              <w:t xml:space="preserve">is a variable that, if not adjusted for, biases the estimate of the average causal effect</w:t>
+            </w:r>
+          </w:p>
+          <w:p>
+            <w:pPr>
+              <w:pStyle w:val="Compact"/>
+              <w:numPr>
+                <w:ilvl w:val="0"/>
+                <w:numId w:val="1021"/>
+              </w:numPr>
+            </w:pPr>
+            <w:r>
+              <w:t xml:space="preserve">An</w:t>
+            </w:r>
+            <w:r>
+              <w:t xml:space="preserve"> </w:t>
+            </w:r>
+            <w:r>
+              <w:rPr>
+                <w:b/>
+                <w:bCs/>
+              </w:rPr>
+              <w:t xml:space="preserve">effect modifier</w:t>
+            </w:r>
+            <w:r>
+              <w:t xml:space="preserve"> </w:t>
+            </w:r>
+            <w:r>
+              <w:t xml:space="preserve">is a variable across which the causal effect differs</w:t>
+            </w:r>
+          </w:p>
+          <w:p>
+            <w:pPr>
+              <w:pStyle w:val="FirstParagraph"/>
+            </w:pPr>
+            <w:r>
+              <w:t xml:space="preserve">A variable can be:</w:t>
+            </w:r>
+          </w:p>
+          <w:p>
+            <w:pPr>
+              <w:pStyle w:val="Compact"/>
+              <w:numPr>
+                <w:ilvl w:val="0"/>
+                <w:numId w:val="1022"/>
+              </w:numPr>
+            </w:pPr>
+            <w:r>
+              <w:t xml:space="preserve">A confounder only</w:t>
+            </w:r>
+          </w:p>
+          <w:p>
+            <w:pPr>
+              <w:pStyle w:val="Compact"/>
+              <w:numPr>
+                <w:ilvl w:val="0"/>
+                <w:numId w:val="1022"/>
+              </w:numPr>
+            </w:pPr>
+            <w:r>
+              <w:t xml:space="preserve">An effect modifier only</w:t>
+            </w:r>
+            <w:r>
+              <w:br/>
+            </w:r>
+          </w:p>
+          <w:p>
+            <w:pPr>
+              <w:pStyle w:val="Compact"/>
+              <w:numPr>
+                <w:ilvl w:val="0"/>
+                <w:numId w:val="1022"/>
+              </w:numPr>
+            </w:pPr>
+            <w:r>
+              <w:t xml:space="preserve">Both a confounder and effect modifier</w:t>
+            </w:r>
+          </w:p>
+          <w:p>
+            <w:pPr>
+              <w:pStyle w:val="Compact"/>
+              <w:numPr>
+                <w:ilvl w:val="0"/>
+                <w:numId w:val="1022"/>
+              </w:numPr>
+            </w:pPr>
+            <w:r>
+              <w:t xml:space="preserve">Neither</w:t>
+            </w:r>
+          </w:p>
+          <w:bookmarkEnd w:id="22"/>
+        </w:tc>
+      </w:tr>
+    </w:tbl>
     <w:bookmarkStart w:id="23" w:name="example-confounder-vs.-modifier"/>
     <w:p>
       <w:pPr>
@@ -3907,52 +4092,89 @@
         <w:t xml:space="preserve">(covered in Chapter 15)</w:t>
       </w:r>
     </w:p>
-    <w:bookmarkStart w:id="25" w:name="exm-matching"/>
-    <w:p>
-      <w:pPr>
-        <w:pStyle w:val="FirstParagraph"/>
-      </w:pPr>
-      <w:r>
-        <w:rPr>
-          <w:b/>
-          <w:bCs/>
-        </w:rPr>
-        <w:t xml:space="preserve">Example 4 (Matching Example)</w:t>
-      </w:r>
-      <w:r>
-        <w:t xml:space="preserve"> </w:t>
-      </w:r>
-      <w:r>
-        <w:t xml:space="preserve">Suppose we want to study the effect of smoking on lung cancer. We:</w:t>
-      </w:r>
-      <w:r>
-        <w:t xml:space="preserve"> </w:t>
-      </w:r>
-      <w:r>
-        <w:t xml:space="preserve">1. Identify 1000 smokers</w:t>
-      </w:r>
-      <w:r>
-        <w:t xml:space="preserve"> </w:t>
-      </w:r>
-      <w:r>
-        <w:t xml:space="preserve">2. For each smoker, find a non-smoker matched on age, sex, occupation, and family history</w:t>
-      </w:r>
-      <w:r>
-        <w:t xml:space="preserve"> </w:t>
-      </w:r>
-      <w:r>
-        <w:t xml:space="preserve">3. Compare lung cancer rates in smokers vs. their matched non-smokers</w:t>
-      </w:r>
-    </w:p>
-    <w:p>
-      <w:pPr>
-        <w:pStyle w:val="BodyText"/>
-      </w:pPr>
-      <w:r>
-        <w:t xml:space="preserve">If matching successfully balances confounders, the comparison estimates the causal effect.</w:t>
-      </w:r>
-    </w:p>
-    <w:bookmarkEnd w:id="25"/>
+    <w:tbl>
+      <w:tblPr>
+        <w:tblStyle w:val="Table"/>
+        <w:tblInd w:w="164" w:type="dxa"/>
+        <w:tblBorders>
+          <w:left w:val="single" w:sz="24" w:space="0" w:color="909090"/>
+        </w:tblBorders>
+        <w:tblCellMar>
+          <w:left w:w="0" w:type="dxa"/>
+          <w:right w:w="0" w:type="dxa"/>
+        </w:tblCellMar>
+        <w:tblLook w:firstRow="0" w:lastRow="0" w:firstColumn="0" w:lastColumn="0" w:noHBand="0" w:noVBand="0" w:val="0000"/>
+      </w:tblPr>
+      <w:tblGrid>
+        <w:gridCol w:w="7920"/>
+      </w:tblGrid>
+      <w:tr>
+        <w:trPr>
+          <w:cantSplit/>
+        </w:trPr>
+        <w:tc>
+          <w:tcPr>
+            <w:tcMar>
+              <w:left w:w="144" w:type="dxa"/>
+            </w:tcMar>
+          </w:tcPr>
+          <w:p>
+            <w:pPr>
+              <w:pStyle w:val="FirstParagraph"/>
+            </w:pPr>
+            <w:pPr>
+              <w:spacing w:before="16" w:after="64"/>
+            </w:pPr>
+          </w:p>
+          <w:bookmarkStart w:id="25" w:name="exm-matching"/>
+          <w:p>
+            <w:pPr>
+              <w:pStyle w:val="BodyText"/>
+            </w:pPr>
+            <w:r>
+              <w:rPr>
+                <w:b/>
+                <w:bCs/>
+              </w:rPr>
+              <w:t xml:space="preserve">Example 4 (Matching Example)</w:t>
+            </w:r>
+            <w:r>
+              <w:t xml:space="preserve"> </w:t>
+            </w:r>
+            <w:r>
+              <w:t xml:space="preserve">Suppose we want to study the effect of smoking on lung cancer. We:</w:t>
+            </w:r>
+            <w:r>
+              <w:t xml:space="preserve"> </w:t>
+            </w:r>
+            <w:r>
+              <w:t xml:space="preserve">1. Identify 1000 smokers</w:t>
+            </w:r>
+            <w:r>
+              <w:t xml:space="preserve"> </w:t>
+            </w:r>
+            <w:r>
+              <w:t xml:space="preserve">2. For each smoker, find a non-smoker matched on age, sex, occupation, and family history</w:t>
+            </w:r>
+            <w:r>
+              <w:t xml:space="preserve"> </w:t>
+            </w:r>
+            <w:r>
+              <w:t xml:space="preserve">3. Compare lung cancer rates in smokers vs. their matched non-smokers</w:t>
+            </w:r>
+          </w:p>
+          <w:p>
+            <w:pPr>
+              <w:pStyle w:val="BodyText"/>
+            </w:pPr>
+            <w:r>
+              <w:t xml:space="preserve">If matching successfully balances confounders, the comparison estimates the causal effect.</w:t>
+            </w:r>
+          </w:p>
+          <w:bookmarkEnd w:id="25"/>
+        </w:tc>
+      </w:tr>
+    </w:tbl>
     <w:bookmarkEnd w:id="26"/>
     <w:bookmarkStart w:id="27" w:name="matching-and-effect-modification"/>
     <w:p>
@@ -4480,116 +4702,153 @@
         <w:t xml:space="preserve">stratum</w:t>
       </w:r>
     </w:p>
-    <w:bookmarkStart w:id="29" w:name="exm-stratification-with-confounding"/>
-    <w:p>
-      <w:pPr>
-        <w:pStyle w:val="FirstParagraph"/>
-      </w:pPr>
-      <w:r>
-        <w:rPr>
-          <w:b/>
-          <w:bCs/>
-        </w:rPr>
-        <w:t xml:space="preserve">Example 5 (Stratification with Additional Confounders)</w:t>
-      </w:r>
-      <w:r>
-        <w:t xml:space="preserve"> </w:t>
-      </w:r>
-      <w:r>
-        <w:t xml:space="preserve">To estimate the effect of exercise on heart disease, modified by age, while adjusting for sex and smoking:</w:t>
-      </w:r>
-    </w:p>
-    <w:p>
-      <w:pPr>
-        <w:pStyle w:val="BodyText"/>
-      </w:pPr>
-      <w:r>
-        <w:rPr>
-          <w:b/>
-          <w:bCs/>
-        </w:rPr>
-        <w:t xml:space="preserve">Approach 1</w:t>
-      </w:r>
-      <w:r>
-        <w:t xml:space="preserve">: Stratify by age, sex, and smoking</w:t>
-      </w:r>
-    </w:p>
-    <w:p>
-      <w:pPr>
-        <w:pStyle w:val="Compact"/>
-        <w:numPr>
-          <w:ilvl w:val="0"/>
-          <w:numId w:val="1033"/>
-        </w:numPr>
-      </w:pPr>
-      <w:r>
-        <w:t xml:space="preserve">Too many strata (e.g., 3 age groups × 2 sexes × 2 smoking status = 12 strata)</w:t>
-      </w:r>
-    </w:p>
-    <w:p>
-      <w:pPr>
-        <w:pStyle w:val="Compact"/>
-        <w:numPr>
-          <w:ilvl w:val="0"/>
-          <w:numId w:val="1033"/>
-        </w:numPr>
-      </w:pPr>
-      <w:r>
-        <w:t xml:space="preserve">Sample sizes become small</w:t>
-      </w:r>
-    </w:p>
-    <w:p>
-      <w:pPr>
-        <w:pStyle w:val="FirstParagraph"/>
-      </w:pPr>
-      <w:r>
-        <w:rPr>
-          <w:b/>
-          <w:bCs/>
-        </w:rPr>
-        <w:t xml:space="preserve">Approach 2</w:t>
-      </w:r>
-      <w:r>
-        <w:t xml:space="preserve">: Stratify by age, then adjust for sex and smoking within each age stratum</w:t>
-      </w:r>
-    </w:p>
-    <w:p>
-      <w:pPr>
-        <w:pStyle w:val="Compact"/>
-        <w:numPr>
-          <w:ilvl w:val="0"/>
-          <w:numId w:val="1034"/>
-        </w:numPr>
-      </w:pPr>
-      <w:r>
-        <w:t xml:space="preserve">Fit regression model within young, middle-aged, and elderly separately</w:t>
-      </w:r>
-    </w:p>
-    <w:p>
-      <w:pPr>
-        <w:pStyle w:val="Compact"/>
-        <w:numPr>
-          <w:ilvl w:val="0"/>
-          <w:numId w:val="1034"/>
-        </w:numPr>
-      </w:pPr>
-      <w:r>
-        <w:t xml:space="preserve">Each model controls for sex and smoking</w:t>
-      </w:r>
-    </w:p>
-    <w:p>
-      <w:pPr>
-        <w:pStyle w:val="Compact"/>
-        <w:numPr>
-          <w:ilvl w:val="0"/>
-          <w:numId w:val="1034"/>
-        </w:numPr>
-      </w:pPr>
-      <w:r>
-        <w:t xml:space="preserve">Compare effects across age groups</w:t>
-      </w:r>
-    </w:p>
-    <w:bookmarkEnd w:id="29"/>
+    <w:tbl>
+      <w:tblPr>
+        <w:tblStyle w:val="Table"/>
+        <w:tblInd w:w="164" w:type="dxa"/>
+        <w:tblBorders>
+          <w:left w:val="single" w:sz="24" w:space="0" w:color="909090"/>
+        </w:tblBorders>
+        <w:tblCellMar>
+          <w:left w:w="0" w:type="dxa"/>
+          <w:right w:w="0" w:type="dxa"/>
+        </w:tblCellMar>
+        <w:tblLook w:firstRow="0" w:lastRow="0" w:firstColumn="0" w:lastColumn="0" w:noHBand="0" w:noVBand="0" w:val="0000"/>
+      </w:tblPr>
+      <w:tblGrid>
+        <w:gridCol w:w="7920"/>
+      </w:tblGrid>
+      <w:tr>
+        <w:trPr>
+          <w:cantSplit/>
+        </w:trPr>
+        <w:tc>
+          <w:tcPr>
+            <w:tcMar>
+              <w:left w:w="144" w:type="dxa"/>
+            </w:tcMar>
+          </w:tcPr>
+          <w:p>
+            <w:pPr>
+              <w:pStyle w:val="FirstParagraph"/>
+            </w:pPr>
+            <w:pPr>
+              <w:spacing w:before="16" w:after="64"/>
+            </w:pPr>
+          </w:p>
+          <w:bookmarkStart w:id="29" w:name="exm-stratification-with-confounding"/>
+          <w:p>
+            <w:pPr>
+              <w:pStyle w:val="BodyText"/>
+            </w:pPr>
+            <w:r>
+              <w:rPr>
+                <w:b/>
+                <w:bCs/>
+              </w:rPr>
+              <w:t xml:space="preserve">Example 5 (Stratification with Additional Confounders)</w:t>
+            </w:r>
+            <w:r>
+              <w:t xml:space="preserve"> </w:t>
+            </w:r>
+            <w:r>
+              <w:t xml:space="preserve">To estimate the effect of exercise on heart disease, modified by age, while adjusting for sex and smoking:</w:t>
+            </w:r>
+          </w:p>
+          <w:p>
+            <w:pPr>
+              <w:pStyle w:val="BodyText"/>
+            </w:pPr>
+            <w:r>
+              <w:rPr>
+                <w:b/>
+                <w:bCs/>
+              </w:rPr>
+              <w:t xml:space="preserve">Approach 1</w:t>
+            </w:r>
+            <w:r>
+              <w:t xml:space="preserve">: Stratify by age, sex, and smoking</w:t>
+            </w:r>
+          </w:p>
+          <w:p>
+            <w:pPr>
+              <w:pStyle w:val="Compact"/>
+              <w:numPr>
+                <w:ilvl w:val="0"/>
+                <w:numId w:val="1033"/>
+              </w:numPr>
+            </w:pPr>
+            <w:r>
+              <w:t xml:space="preserve">Too many strata (e.g., 3 age groups × 2 sexes × 2 smoking status = 12 strata)</w:t>
+            </w:r>
+          </w:p>
+          <w:p>
+            <w:pPr>
+              <w:pStyle w:val="Compact"/>
+              <w:numPr>
+                <w:ilvl w:val="0"/>
+                <w:numId w:val="1033"/>
+              </w:numPr>
+            </w:pPr>
+            <w:r>
+              <w:t xml:space="preserve">Sample sizes become small</w:t>
+            </w:r>
+          </w:p>
+          <w:p>
+            <w:pPr>
+              <w:pStyle w:val="FirstParagraph"/>
+            </w:pPr>
+            <w:r>
+              <w:rPr>
+                <w:b/>
+                <w:bCs/>
+              </w:rPr>
+              <w:t xml:space="preserve">Approach 2</w:t>
+            </w:r>
+            <w:r>
+              <w:t xml:space="preserve">: Stratify by age, then adjust for sex and smoking within each age stratum</w:t>
+            </w:r>
+          </w:p>
+          <w:p>
+            <w:pPr>
+              <w:pStyle w:val="Compact"/>
+              <w:numPr>
+                <w:ilvl w:val="0"/>
+                <w:numId w:val="1034"/>
+              </w:numPr>
+            </w:pPr>
+            <w:r>
+              <w:t xml:space="preserve">Fit regression model within young, middle-aged, and elderly separately</w:t>
+            </w:r>
+          </w:p>
+          <w:p>
+            <w:pPr>
+              <w:pStyle w:val="Compact"/>
+              <w:numPr>
+                <w:ilvl w:val="0"/>
+                <w:numId w:val="1034"/>
+              </w:numPr>
+            </w:pPr>
+            <w:r>
+              <w:t xml:space="preserve">Each model controls for sex and smoking</w:t>
+            </w:r>
+          </w:p>
+          <w:p>
+            <w:pPr>
+              <w:pStyle w:val="Compact"/>
+              <w:numPr>
+                <w:ilvl w:val="0"/>
+                <w:numId w:val="1034"/>
+              </w:numPr>
+            </w:pPr>
+            <w:r>
+              <w:t xml:space="preserve">Compare effects across age groups</w:t>
+            </w:r>
+          </w:p>
+          <w:bookmarkEnd w:id="29"/>
+        </w:tc>
+      </w:tr>
+    </w:tbl>
     <w:bookmarkEnd w:id="30"/>
     <w:bookmarkStart w:id="31" w:name="X70a4c2b39188b76ed0c202d0c2b5a5c7d794cf9"/>
     <w:p>

--- a/chapters/04-effect-modification.docx
+++ b/chapters/04-effect-modification.docx
@@ -266,23 +266,76 @@
               </m:oMathParaPr>
               <m:oMath>
                 <m:r>
+                  <m:rPr>
+                    <m:nor/>
+                    <m:sty m:val="p"/>
+                  </m:rPr>
                   <m:t>E</m:t>
                 </m:r>
-                <m:r>
-                  <m:rPr>
-                    <m:sty m:val="p"/>
-                  </m:rPr>
-                  <m:t>[</m:t>
-                </m:r>
-                <m:sSup>
+                <m:d>
+                  <m:dPr>
+                    <m:begChr m:val="["/>
+                    <m:sepChr m:val=""/>
+                    <m:endChr m:val="]"/>
+                    <m:grow/>
+                  </m:dPr>
                   <m:e>
+                    <m:sSup>
+                      <m:e>
+                        <m:r>
+                          <m:t>Y</m:t>
+                        </m:r>
+                      </m:e>
+                      <m:sup>
+                        <m:r>
+                          <m:t>a</m:t>
+                        </m:r>
+                        <m:r>
+                          <m:rPr>
+                            <m:sty m:val="p"/>
+                          </m:rPr>
+                          <m:t>=</m:t>
+                        </m:r>
+                        <m:r>
+                          <m:t>1</m:t>
+                        </m:r>
+                      </m:sup>
+                    </m:sSup>
                     <m:r>
-                      <m:t>Y</m:t>
+                      <m:rPr>
+                        <m:sty m:val="p"/>
+                      </m:rPr>
+                      <m:t>−</m:t>
                     </m:r>
-                  </m:e>
-                  <m:sup>
+                    <m:sSup>
+                      <m:e>
+                        <m:r>
+                          <m:t>Y</m:t>
+                        </m:r>
+                      </m:e>
+                      <m:sup>
+                        <m:r>
+                          <m:t>a</m:t>
+                        </m:r>
+                        <m:r>
+                          <m:rPr>
+                            <m:sty m:val="p"/>
+                          </m:rPr>
+                          <m:t>=</m:t>
+                        </m:r>
+                        <m:r>
+                          <m:t>0</m:t>
+                        </m:r>
+                      </m:sup>
+                    </m:sSup>
                     <m:r>
-                      <m:t>a</m:t>
+                      <m:rPr>
+                        <m:sty m:val="p"/>
+                      </m:rPr>
+                      <m:t>|</m:t>
+                    </m:r>
+                    <m:r>
+                      <m:t>V</m:t>
                     </m:r>
                     <m:r>
                       <m:rPr>
@@ -293,23 +346,85 @@
                     <m:r>
                       <m:t>1</m:t>
                     </m:r>
-                  </m:sup>
-                </m:sSup>
+                  </m:e>
+                </m:d>
                 <m:r>
                   <m:rPr>
                     <m:sty m:val="p"/>
                   </m:rPr>
-                  <m:t>−</m:t>
+                  <m:t>≠</m:t>
                 </m:r>
-                <m:sSup>
+                <m:r>
+                  <m:rPr>
+                    <m:nor/>
+                    <m:sty m:val="p"/>
+                  </m:rPr>
+                  <m:t>E</m:t>
+                </m:r>
+                <m:d>
+                  <m:dPr>
+                    <m:begChr m:val="["/>
+                    <m:sepChr m:val=""/>
+                    <m:endChr m:val="]"/>
+                    <m:grow/>
+                  </m:dPr>
                   <m:e>
+                    <m:sSup>
+                      <m:e>
+                        <m:r>
+                          <m:t>Y</m:t>
+                        </m:r>
+                      </m:e>
+                      <m:sup>
+                        <m:r>
+                          <m:t>a</m:t>
+                        </m:r>
+                        <m:r>
+                          <m:rPr>
+                            <m:sty m:val="p"/>
+                          </m:rPr>
+                          <m:t>=</m:t>
+                        </m:r>
+                        <m:r>
+                          <m:t>1</m:t>
+                        </m:r>
+                      </m:sup>
+                    </m:sSup>
                     <m:r>
-                      <m:t>Y</m:t>
+                      <m:rPr>
+                        <m:sty m:val="p"/>
+                      </m:rPr>
+                      <m:t>−</m:t>
                     </m:r>
-                  </m:e>
-                  <m:sup>
+                    <m:sSup>
+                      <m:e>
+                        <m:r>
+                          <m:t>Y</m:t>
+                        </m:r>
+                      </m:e>
+                      <m:sup>
+                        <m:r>
+                          <m:t>a</m:t>
+                        </m:r>
+                        <m:r>
+                          <m:rPr>
+                            <m:sty m:val="p"/>
+                          </m:rPr>
+                          <m:t>=</m:t>
+                        </m:r>
+                        <m:r>
+                          <m:t>0</m:t>
+                        </m:r>
+                      </m:sup>
+                    </m:sSup>
                     <m:r>
-                      <m:t>a</m:t>
+                      <m:rPr>
+                        <m:sty m:val="p"/>
+                      </m:rPr>
+                      <m:t>|</m:t>
+                    </m:r>
+                    <m:r>
+                      <m:t>V</m:t>
                     </m:r>
                     <m:r>
                       <m:rPr>
@@ -320,16 +435,71 @@
                     <m:r>
                       <m:t>0</m:t>
                     </m:r>
-                  </m:sup>
-                </m:sSup>
+                  </m:e>
+                </m:d>
+              </m:oMath>
+            </m:oMathPara>
+          </w:p>
+          <w:bookmarkEnd w:id="9"/>
+        </w:tc>
+      </w:tr>
+    </w:tbl>
+    <w:bookmarkStart w:id="10" w:name="example-effect-modification-by-sex"/>
+    <w:p>
+      <w:pPr>
+        <w:pStyle w:val="Heading3"/>
+      </w:pPr>
+      <w:r>
+        <w:t xml:space="preserve">1.1 Example: Effect Modification by Sex</w:t>
+      </w:r>
+    </w:p>
+    <w:p>
+      <w:pPr>
+        <w:pStyle w:val="FirstParagraph"/>
+      </w:pPr>
+      <w:r>
+        <w:t xml:space="preserve">Suppose in Zeus’s family:</w:t>
+      </w:r>
+    </w:p>
+    <w:p>
+      <w:pPr>
+        <w:pStyle w:val="Compact"/>
+        <w:numPr>
+          <w:ilvl w:val="0"/>
+          <w:numId w:val="1002"/>
+        </w:numPr>
+      </w:pPr>
+      <w:r>
+        <w:t xml:space="preserve">Among males:</w:t>
+      </w:r>
+      <w:r>
+        <w:t xml:space="preserve"> </w:t>
+      </w:r>
+      <m:oMath>
+        <m:r>
+          <m:rPr>
+            <m:nor/>
+            <m:sty m:val="p"/>
+          </m:rPr>
+          <m:t>E</m:t>
+        </m:r>
+        <m:d>
+          <m:dPr>
+            <m:begChr m:val="["/>
+            <m:sepChr m:val=""/>
+            <m:endChr m:val="]"/>
+            <m:grow/>
+          </m:dPr>
+          <m:e>
+            <m:sSup>
+              <m:e>
                 <m:r>
-                  <m:rPr>
-                    <m:sty m:val="p"/>
-                  </m:rPr>
-                  <m:t>|</m:t>
+                  <m:t>Y</m:t>
                 </m:r>
+              </m:e>
+              <m:sup>
                 <m:r>
-                  <m:t>V</m:t>
+                  <m:t>a</m:t>
                 </m:r>
                 <m:r>
                   <m:rPr>
@@ -340,83 +510,23 @@
                 <m:r>
                   <m:t>1</m:t>
                 </m:r>
+              </m:sup>
+            </m:sSup>
+            <m:r>
+              <m:rPr>
+                <m:sty m:val="p"/>
+              </m:rPr>
+              <m:t>−</m:t>
+            </m:r>
+            <m:sSup>
+              <m:e>
                 <m:r>
-                  <m:rPr>
-                    <m:sty m:val="p"/>
-                  </m:rPr>
-                  <m:t>]</m:t>
+                  <m:t>Y</m:t>
                 </m:r>
+              </m:e>
+              <m:sup>
                 <m:r>
-                  <m:rPr>
-                    <m:sty m:val="p"/>
-                  </m:rPr>
-                  <m:t>≠</m:t>
-                </m:r>
-                <m:r>
-                  <m:t>E</m:t>
-                </m:r>
-                <m:r>
-                  <m:rPr>
-                    <m:sty m:val="p"/>
-                  </m:rPr>
-                  <m:t>[</m:t>
-                </m:r>
-                <m:sSup>
-                  <m:e>
-                    <m:r>
-                      <m:t>Y</m:t>
-                    </m:r>
-                  </m:e>
-                  <m:sup>
-                    <m:r>
-                      <m:t>a</m:t>
-                    </m:r>
-                    <m:r>
-                      <m:rPr>
-                        <m:sty m:val="p"/>
-                      </m:rPr>
-                      <m:t>=</m:t>
-                    </m:r>
-                    <m:r>
-                      <m:t>1</m:t>
-                    </m:r>
-                  </m:sup>
-                </m:sSup>
-                <m:r>
-                  <m:rPr>
-                    <m:sty m:val="p"/>
-                  </m:rPr>
-                  <m:t>−</m:t>
-                </m:r>
-                <m:sSup>
-                  <m:e>
-                    <m:r>
-                      <m:t>Y</m:t>
-                    </m:r>
-                  </m:e>
-                  <m:sup>
-                    <m:r>
-                      <m:t>a</m:t>
-                    </m:r>
-                    <m:r>
-                      <m:rPr>
-                        <m:sty m:val="p"/>
-                      </m:rPr>
-                      <m:t>=</m:t>
-                    </m:r>
-                    <m:r>
-                      <m:t>0</m:t>
-                    </m:r>
-                  </m:sup>
-                </m:sSup>
-                <m:r>
-                  <m:rPr>
-                    <m:sty m:val="p"/>
-                  </m:rPr>
-                  <m:t>|</m:t>
-                </m:r>
-                <m:r>
-                  <m:t>V</m:t>
+                  <m:t>a</m:t>
                 </m:r>
                 <m:r>
                   <m:rPr>
@@ -427,69 +537,20 @@
                 <m:r>
                   <m:t>0</m:t>
                 </m:r>
-                <m:r>
-                  <m:rPr>
-                    <m:sty m:val="p"/>
-                  </m:rPr>
-                  <m:t>]</m:t>
-                </m:r>
-              </m:oMath>
-            </m:oMathPara>
-          </w:p>
-          <w:bookmarkEnd w:id="9"/>
-        </w:tc>
-      </w:tr>
-    </w:tbl>
-    <w:bookmarkStart w:id="10" w:name="example-effect-modification-by-sex"/>
-    <w:p>
-      <w:pPr>
-        <w:pStyle w:val="Heading3"/>
-      </w:pPr>
-      <w:r>
-        <w:t xml:space="preserve">1.1 Example: Effect Modification by Sex</w:t>
-      </w:r>
-    </w:p>
-    <w:p>
-      <w:pPr>
-        <w:pStyle w:val="FirstParagraph"/>
-      </w:pPr>
-      <w:r>
-        <w:t xml:space="preserve">Suppose in Zeus’s family:</w:t>
-      </w:r>
-    </w:p>
-    <w:p>
-      <w:pPr>
-        <w:pStyle w:val="Compact"/>
-        <w:numPr>
-          <w:ilvl w:val="0"/>
-          <w:numId w:val="1002"/>
-        </w:numPr>
-      </w:pPr>
-      <w:r>
-        <w:t xml:space="preserve">Among males:</w:t>
-      </w:r>
-      <w:r>
-        <w:t xml:space="preserve"> </w:t>
-      </w:r>
-      <m:oMath>
-        <m:r>
-          <m:t>E</m:t>
-        </m:r>
-        <m:r>
-          <m:rPr>
-            <m:sty m:val="p"/>
-          </m:rPr>
-          <m:t>[</m:t>
-        </m:r>
-        <m:sSup>
-          <m:e>
+              </m:sup>
+            </m:sSup>
             <m:r>
-              <m:t>Y</m:t>
+              <m:rPr>
+                <m:sty m:val="p"/>
+              </m:rPr>
+              <m:t>|</m:t>
             </m:r>
-          </m:e>
-          <m:sup>
             <m:r>
-              <m:t>a</m:t>
+              <m:rPr>
+                <m:nor/>
+                <m:sty m:val="p"/>
+              </m:rPr>
+              <m:t>Sex</m:t>
             </m:r>
             <m:r>
               <m:rPr>
@@ -498,69 +559,14 @@
               <m:t>=</m:t>
             </m:r>
             <m:r>
-              <m:t>1</m:t>
-            </m:r>
-          </m:sup>
-        </m:sSup>
-        <m:r>
-          <m:rPr>
-            <m:sty m:val="p"/>
-          </m:rPr>
-          <m:t>−</m:t>
-        </m:r>
-        <m:sSup>
-          <m:e>
-            <m:r>
-              <m:t>Y</m:t>
+              <m:rPr>
+                <m:nor/>
+                <m:sty m:val="p"/>
+              </m:rPr>
+              <m:t>male</m:t>
             </m:r>
           </m:e>
-          <m:sup>
-            <m:r>
-              <m:t>a</m:t>
-            </m:r>
-            <m:r>
-              <m:rPr>
-                <m:sty m:val="p"/>
-              </m:rPr>
-              <m:t>=</m:t>
-            </m:r>
-            <m:r>
-              <m:t>0</m:t>
-            </m:r>
-          </m:sup>
-        </m:sSup>
-        <m:r>
-          <m:rPr>
-            <m:sty m:val="p"/>
-          </m:rPr>
-          <m:t>|</m:t>
-        </m:r>
-        <m:r>
-          <m:rPr>
-            <m:nor/>
-            <m:sty m:val="p"/>
-          </m:rPr>
-          <m:t>Sex</m:t>
-        </m:r>
-        <m:r>
-          <m:rPr>
-            <m:sty m:val="p"/>
-          </m:rPr>
-          <m:t>=</m:t>
-        </m:r>
-        <m:r>
-          <m:rPr>
-            <m:nor/>
-            <m:sty m:val="p"/>
-          </m:rPr>
-          <m:t>male</m:t>
-        </m:r>
-        <m:r>
-          <m:rPr>
-            <m:sty m:val="p"/>
-          </m:rPr>
-          <m:t>]</m:t>
-        </m:r>
+        </m:d>
         <m:r>
           <m:rPr>
             <m:sty m:val="p"/>
@@ -600,23 +606,80 @@
       </w:r>
       <m:oMath>
         <m:r>
+          <m:rPr>
+            <m:nor/>
+            <m:sty m:val="p"/>
+          </m:rPr>
           <m:t>E</m:t>
         </m:r>
-        <m:r>
-          <m:rPr>
-            <m:sty m:val="p"/>
-          </m:rPr>
-          <m:t>[</m:t>
-        </m:r>
-        <m:sSup>
+        <m:d>
+          <m:dPr>
+            <m:begChr m:val="["/>
+            <m:sepChr m:val=""/>
+            <m:endChr m:val="]"/>
+            <m:grow/>
+          </m:dPr>
           <m:e>
+            <m:sSup>
+              <m:e>
+                <m:r>
+                  <m:t>Y</m:t>
+                </m:r>
+              </m:e>
+              <m:sup>
+                <m:r>
+                  <m:t>a</m:t>
+                </m:r>
+                <m:r>
+                  <m:rPr>
+                    <m:sty m:val="p"/>
+                  </m:rPr>
+                  <m:t>=</m:t>
+                </m:r>
+                <m:r>
+                  <m:t>1</m:t>
+                </m:r>
+              </m:sup>
+            </m:sSup>
             <m:r>
-              <m:t>Y</m:t>
+              <m:rPr>
+                <m:sty m:val="p"/>
+              </m:rPr>
+              <m:t>−</m:t>
             </m:r>
-          </m:e>
-          <m:sup>
+            <m:sSup>
+              <m:e>
+                <m:r>
+                  <m:t>Y</m:t>
+                </m:r>
+              </m:e>
+              <m:sup>
+                <m:r>
+                  <m:t>a</m:t>
+                </m:r>
+                <m:r>
+                  <m:rPr>
+                    <m:sty m:val="p"/>
+                  </m:rPr>
+                  <m:t>=</m:t>
+                </m:r>
+                <m:r>
+                  <m:t>0</m:t>
+                </m:r>
+              </m:sup>
+            </m:sSup>
             <m:r>
-              <m:t>a</m:t>
+              <m:rPr>
+                <m:sty m:val="p"/>
+              </m:rPr>
+              <m:t>|</m:t>
+            </m:r>
+            <m:r>
+              <m:rPr>
+                <m:nor/>
+                <m:sty m:val="p"/>
+              </m:rPr>
+              <m:t>Sex</m:t>
             </m:r>
             <m:r>
               <m:rPr>
@@ -625,69 +688,14 @@
               <m:t>=</m:t>
             </m:r>
             <m:r>
-              <m:t>1</m:t>
-            </m:r>
-          </m:sup>
-        </m:sSup>
-        <m:r>
-          <m:rPr>
-            <m:sty m:val="p"/>
-          </m:rPr>
-          <m:t>−</m:t>
-        </m:r>
-        <m:sSup>
-          <m:e>
-            <m:r>
-              <m:t>Y</m:t>
+              <m:rPr>
+                <m:nor/>
+                <m:sty m:val="p"/>
+              </m:rPr>
+              <m:t>female</m:t>
             </m:r>
           </m:e>
-          <m:sup>
-            <m:r>
-              <m:t>a</m:t>
-            </m:r>
-            <m:r>
-              <m:rPr>
-                <m:sty m:val="p"/>
-              </m:rPr>
-              <m:t>=</m:t>
-            </m:r>
-            <m:r>
-              <m:t>0</m:t>
-            </m:r>
-          </m:sup>
-        </m:sSup>
-        <m:r>
-          <m:rPr>
-            <m:sty m:val="p"/>
-          </m:rPr>
-          <m:t>|</m:t>
-        </m:r>
-        <m:r>
-          <m:rPr>
-            <m:nor/>
-            <m:sty m:val="p"/>
-          </m:rPr>
-          <m:t>Sex</m:t>
-        </m:r>
-        <m:r>
-          <m:rPr>
-            <m:sty m:val="p"/>
-          </m:rPr>
-          <m:t>=</m:t>
-        </m:r>
-        <m:r>
-          <m:rPr>
-            <m:nor/>
-            <m:sty m:val="p"/>
-          </m:rPr>
-          <m:t>female</m:t>
-        </m:r>
-        <m:r>
-          <m:rPr>
-            <m:sty m:val="p"/>
-          </m:rPr>
-          <m:t>]</m:t>
-        </m:r>
+        </m:d>
         <m:r>
           <m:rPr>
             <m:sty m:val="p"/>
@@ -876,23 +884,76 @@
       </w:r>
       <m:oMath>
         <m:r>
+          <m:rPr>
+            <m:nor/>
+            <m:sty m:val="p"/>
+          </m:rPr>
           <m:t>E</m:t>
         </m:r>
-        <m:r>
-          <m:rPr>
-            <m:sty m:val="p"/>
-          </m:rPr>
-          <m:t>[</m:t>
-        </m:r>
-        <m:sSup>
+        <m:d>
+          <m:dPr>
+            <m:begChr m:val="["/>
+            <m:sepChr m:val=""/>
+            <m:endChr m:val="]"/>
+            <m:grow/>
+          </m:dPr>
           <m:e>
+            <m:sSup>
+              <m:e>
+                <m:r>
+                  <m:t>Y</m:t>
+                </m:r>
+              </m:e>
+              <m:sup>
+                <m:r>
+                  <m:t>a</m:t>
+                </m:r>
+                <m:r>
+                  <m:rPr>
+                    <m:sty m:val="p"/>
+                  </m:rPr>
+                  <m:t>=</m:t>
+                </m:r>
+                <m:r>
+                  <m:t>1</m:t>
+                </m:r>
+              </m:sup>
+            </m:sSup>
             <m:r>
-              <m:t>Y</m:t>
+              <m:rPr>
+                <m:sty m:val="p"/>
+              </m:rPr>
+              <m:t>−</m:t>
             </m:r>
-          </m:e>
-          <m:sup>
+            <m:sSup>
+              <m:e>
+                <m:r>
+                  <m:t>Y</m:t>
+                </m:r>
+              </m:e>
+              <m:sup>
+                <m:r>
+                  <m:t>a</m:t>
+                </m:r>
+                <m:r>
+                  <m:rPr>
+                    <m:sty m:val="p"/>
+                  </m:rPr>
+                  <m:t>=</m:t>
+                </m:r>
+                <m:r>
+                  <m:t>0</m:t>
+                </m:r>
+              </m:sup>
+            </m:sSup>
             <m:r>
-              <m:t>a</m:t>
+              <m:rPr>
+                <m:sty m:val="p"/>
+              </m:rPr>
+              <m:t>|</m:t>
+            </m:r>
+            <m:r>
+              <m:t>V</m:t>
             </m:r>
             <m:r>
               <m:rPr>
@@ -901,61 +962,10 @@
               <m:t>=</m:t>
             </m:r>
             <m:r>
-              <m:t>1</m:t>
-            </m:r>
-          </m:sup>
-        </m:sSup>
-        <m:r>
-          <m:rPr>
-            <m:sty m:val="p"/>
-          </m:rPr>
-          <m:t>−</m:t>
-        </m:r>
-        <m:sSup>
-          <m:e>
-            <m:r>
-              <m:t>Y</m:t>
+              <m:t>v</m:t>
             </m:r>
           </m:e>
-          <m:sup>
-            <m:r>
-              <m:t>a</m:t>
-            </m:r>
-            <m:r>
-              <m:rPr>
-                <m:sty m:val="p"/>
-              </m:rPr>
-              <m:t>=</m:t>
-            </m:r>
-            <m:r>
-              <m:t>0</m:t>
-            </m:r>
-          </m:sup>
-        </m:sSup>
-        <m:r>
-          <m:rPr>
-            <m:sty m:val="p"/>
-          </m:rPr>
-          <m:t>|</m:t>
-        </m:r>
-        <m:r>
-          <m:t>V</m:t>
-        </m:r>
-        <m:r>
-          <m:rPr>
-            <m:sty m:val="p"/>
-          </m:rPr>
-          <m:t>=</m:t>
-        </m:r>
-        <m:r>
-          <m:t>v</m:t>
-        </m:r>
-        <m:r>
-          <m:rPr>
-            <m:sty m:val="p"/>
-          </m:rPr>
-          <m:t>]</m:t>
-        </m:r>
+        </m:d>
       </m:oMath>
       <w:r>
         <w:t xml:space="preserve"> </w:t>
@@ -1054,50 +1064,52 @@
       </w:r>
       <m:oMath>
         <m:r>
+          <m:rPr>
+            <m:nor/>
+            <m:sty m:val="p"/>
+          </m:rPr>
           <m:t>E</m:t>
         </m:r>
-        <m:r>
-          <m:rPr>
-            <m:sty m:val="p"/>
-          </m:rPr>
-          <m:t>[</m:t>
-        </m:r>
-        <m:sSup>
+        <m:d>
+          <m:dPr>
+            <m:begChr m:val="["/>
+            <m:sepChr m:val=""/>
+            <m:endChr m:val="]"/>
+            <m:grow/>
+          </m:dPr>
           <m:e>
-            <m:r>
-              <m:t>Y</m:t>
-            </m:r>
-          </m:e>
-          <m:sup>
-            <m:r>
-              <m:t>a</m:t>
-            </m:r>
+            <m:sSup>
+              <m:e>
+                <m:r>
+                  <m:t>Y</m:t>
+                </m:r>
+              </m:e>
+              <m:sup>
+                <m:r>
+                  <m:t>a</m:t>
+                </m:r>
+                <m:r>
+                  <m:rPr>
+                    <m:sty m:val="p"/>
+                  </m:rPr>
+                  <m:t>=</m:t>
+                </m:r>
+                <m:r>
+                  <m:t>1</m:t>
+                </m:r>
+              </m:sup>
+            </m:sSup>
             <m:r>
               <m:rPr>
                 <m:sty m:val="p"/>
               </m:rPr>
-              <m:t>=</m:t>
+              <m:t>|</m:t>
             </m:r>
             <m:r>
-              <m:t>1</m:t>
+              <m:t>V</m:t>
             </m:r>
-          </m:sup>
-        </m:sSup>
-        <m:r>
-          <m:rPr>
-            <m:sty m:val="p"/>
-          </m:rPr>
-          <m:t>|</m:t>
-        </m:r>
-        <m:r>
-          <m:t>V</m:t>
-        </m:r>
-        <m:r>
-          <m:rPr>
-            <m:sty m:val="p"/>
-          </m:rPr>
-          <m:t>]</m:t>
-        </m:r>
+          </m:e>
+        </m:d>
         <m:r>
           <m:rPr>
             <m:sty m:val="p"/>
@@ -1105,119 +1117,123 @@
           <m:t>−</m:t>
         </m:r>
         <m:r>
+          <m:rPr>
+            <m:nor/>
+            <m:sty m:val="p"/>
+          </m:rPr>
           <m:t>E</m:t>
         </m:r>
-        <m:r>
-          <m:rPr>
-            <m:sty m:val="p"/>
-          </m:rPr>
-          <m:t>[</m:t>
-        </m:r>
-        <m:sSup>
+        <m:d>
+          <m:dPr>
+            <m:begChr m:val="["/>
+            <m:sepChr m:val=""/>
+            <m:endChr m:val="]"/>
+            <m:grow/>
+          </m:dPr>
           <m:e>
-            <m:r>
-              <m:t>Y</m:t>
-            </m:r>
-          </m:e>
-          <m:sup>
-            <m:r>
-              <m:t>a</m:t>
-            </m:r>
+            <m:sSup>
+              <m:e>
+                <m:r>
+                  <m:t>Y</m:t>
+                </m:r>
+              </m:e>
+              <m:sup>
+                <m:r>
+                  <m:t>a</m:t>
+                </m:r>
+                <m:r>
+                  <m:rPr>
+                    <m:sty m:val="p"/>
+                  </m:rPr>
+                  <m:t>=</m:t>
+                </m:r>
+                <m:r>
+                  <m:t>0</m:t>
+                </m:r>
+              </m:sup>
+            </m:sSup>
             <m:r>
               <m:rPr>
                 <m:sty m:val="p"/>
               </m:rPr>
-              <m:t>=</m:t>
+              <m:t>|</m:t>
             </m:r>
             <m:r>
-              <m:t>0</m:t>
+              <m:t>V</m:t>
             </m:r>
-          </m:sup>
-        </m:sSup>
+          </m:e>
+        </m:d>
+      </m:oMath>
+    </w:p>
+    <w:p>
+      <w:pPr>
+        <w:pStyle w:val="Compact"/>
+        <w:numPr>
+          <w:ilvl w:val="0"/>
+          <w:numId w:val="1004"/>
+        </w:numPr>
+      </w:pPr>
+      <w:r>
+        <w:rPr>
+          <w:b/>
+          <w:bCs/>
+        </w:rPr>
+        <w:t xml:space="preserve">Risk ratio scale</w:t>
+      </w:r>
+      <w:r>
+        <w:t xml:space="preserve">:</w:t>
+      </w:r>
+      <w:r>
+        <w:t xml:space="preserve"> </w:t>
+      </w:r>
+      <m:oMath>
         <m:r>
           <m:rPr>
+            <m:nor/>
             <m:sty m:val="p"/>
           </m:rPr>
-          <m:t>|</m:t>
-        </m:r>
-        <m:r>
-          <m:t>V</m:t>
-        </m:r>
-        <m:r>
-          <m:rPr>
-            <m:sty m:val="p"/>
-          </m:rPr>
-          <m:t>]</m:t>
-        </m:r>
-      </m:oMath>
-    </w:p>
-    <w:p>
-      <w:pPr>
-        <w:pStyle w:val="Compact"/>
-        <w:numPr>
-          <w:ilvl w:val="0"/>
-          <w:numId w:val="1004"/>
-        </w:numPr>
-      </w:pPr>
-      <w:r>
-        <w:rPr>
-          <w:b/>
-          <w:bCs/>
-        </w:rPr>
-        <w:t xml:space="preserve">Risk ratio scale</w:t>
-      </w:r>
-      <w:r>
-        <w:t xml:space="preserve">:</w:t>
-      </w:r>
-      <w:r>
-        <w:t xml:space="preserve"> </w:t>
-      </w:r>
-      <m:oMath>
-        <m:r>
           <m:t>E</m:t>
         </m:r>
-        <m:r>
-          <m:rPr>
-            <m:sty m:val="p"/>
-          </m:rPr>
-          <m:t>[</m:t>
-        </m:r>
-        <m:sSup>
+        <m:d>
+          <m:dPr>
+            <m:begChr m:val="["/>
+            <m:sepChr m:val=""/>
+            <m:endChr m:val="]"/>
+            <m:grow/>
+          </m:dPr>
           <m:e>
-            <m:r>
-              <m:t>Y</m:t>
-            </m:r>
-          </m:e>
-          <m:sup>
-            <m:r>
-              <m:t>a</m:t>
-            </m:r>
+            <m:sSup>
+              <m:e>
+                <m:r>
+                  <m:t>Y</m:t>
+                </m:r>
+              </m:e>
+              <m:sup>
+                <m:r>
+                  <m:t>a</m:t>
+                </m:r>
+                <m:r>
+                  <m:rPr>
+                    <m:sty m:val="p"/>
+                  </m:rPr>
+                  <m:t>=</m:t>
+                </m:r>
+                <m:r>
+                  <m:t>1</m:t>
+                </m:r>
+              </m:sup>
+            </m:sSup>
             <m:r>
               <m:rPr>
                 <m:sty m:val="p"/>
               </m:rPr>
-              <m:t>=</m:t>
+              <m:t>|</m:t>
             </m:r>
             <m:r>
-              <m:t>1</m:t>
+              <m:t>V</m:t>
             </m:r>
-          </m:sup>
-        </m:sSup>
-        <m:r>
-          <m:rPr>
-            <m:sty m:val="p"/>
-          </m:rPr>
-          <m:t>|</m:t>
-        </m:r>
-        <m:r>
-          <m:t>V</m:t>
-        </m:r>
-        <m:r>
-          <m:rPr>
-            <m:sty m:val="p"/>
-          </m:rPr>
-          <m:t>]</m:t>
-        </m:r>
+          </m:e>
+        </m:d>
         <m:r>
           <m:rPr>
             <m:sty m:val="p"/>
@@ -1225,50 +1241,52 @@
           <m:t>/</m:t>
         </m:r>
         <m:r>
+          <m:rPr>
+            <m:nor/>
+            <m:sty m:val="p"/>
+          </m:rPr>
           <m:t>E</m:t>
         </m:r>
-        <m:r>
-          <m:rPr>
-            <m:sty m:val="p"/>
-          </m:rPr>
-          <m:t>[</m:t>
-        </m:r>
-        <m:sSup>
+        <m:d>
+          <m:dPr>
+            <m:begChr m:val="["/>
+            <m:sepChr m:val=""/>
+            <m:endChr m:val="]"/>
+            <m:grow/>
+          </m:dPr>
           <m:e>
-            <m:r>
-              <m:t>Y</m:t>
-            </m:r>
-          </m:e>
-          <m:sup>
-            <m:r>
-              <m:t>a</m:t>
-            </m:r>
+            <m:sSup>
+              <m:e>
+                <m:r>
+                  <m:t>Y</m:t>
+                </m:r>
+              </m:e>
+              <m:sup>
+                <m:r>
+                  <m:t>a</m:t>
+                </m:r>
+                <m:r>
+                  <m:rPr>
+                    <m:sty m:val="p"/>
+                  </m:rPr>
+                  <m:t>=</m:t>
+                </m:r>
+                <m:r>
+                  <m:t>0</m:t>
+                </m:r>
+              </m:sup>
+            </m:sSup>
             <m:r>
               <m:rPr>
                 <m:sty m:val="p"/>
               </m:rPr>
-              <m:t>=</m:t>
+              <m:t>|</m:t>
             </m:r>
             <m:r>
-              <m:t>0</m:t>
+              <m:t>V</m:t>
             </m:r>
-          </m:sup>
-        </m:sSup>
-        <m:r>
-          <m:rPr>
-            <m:sty m:val="p"/>
-          </m:rPr>
-          <m:t>|</m:t>
-        </m:r>
-        <m:r>
-          <m:t>V</m:t>
-        </m:r>
-        <m:r>
-          <m:rPr>
-            <m:sty m:val="p"/>
-          </m:rPr>
-          <m:t>]</m:t>
-        </m:r>
+          </m:e>
+        </m:d>
       </m:oMath>
     </w:p>
     <w:tbl>
@@ -1360,41 +1378,43 @@
             </w:r>
             <m:oMath>
               <m:r>
-                <m:t>E</m:t>
-              </m:r>
-              <m:r>
                 <m:rPr>
+                  <m:nor/>
                   <m:sty m:val="p"/>
                 </m:rPr>
-                <m:t>[</m:t>
-              </m:r>
-              <m:sSup>
+                <m:t>E</m:t>
+              </m:r>
+              <m:d>
+                <m:dPr>
+                  <m:begChr m:val="["/>
+                  <m:sepChr m:val=""/>
+                  <m:endChr m:val="]"/>
+                  <m:grow/>
+                </m:dPr>
                 <m:e>
-                  <m:r>
-                    <m:t>Y</m:t>
-                  </m:r>
+                  <m:sSup>
+                    <m:e>
+                      <m:r>
+                        <m:t>Y</m:t>
+                      </m:r>
+                    </m:e>
+                    <m:sup>
+                      <m:r>
+                        <m:t>a</m:t>
+                      </m:r>
+                      <m:r>
+                        <m:rPr>
+                          <m:sty m:val="p"/>
+                        </m:rPr>
+                        <m:t>=</m:t>
+                      </m:r>
+                      <m:r>
+                        <m:t>1</m:t>
+                      </m:r>
+                    </m:sup>
+                  </m:sSup>
                 </m:e>
-                <m:sup>
-                  <m:r>
-                    <m:t>a</m:t>
-                  </m:r>
-                  <m:r>
-                    <m:rPr>
-                      <m:sty m:val="p"/>
-                    </m:rPr>
-                    <m:t>=</m:t>
-                  </m:r>
-                  <m:r>
-                    <m:t>1</m:t>
-                  </m:r>
-                </m:sup>
-              </m:sSup>
-              <m:r>
-                <m:rPr>
-                  <m:sty m:val="p"/>
-                </m:rPr>
-                <m:t>]</m:t>
-              </m:r>
+              </m:d>
               <m:r>
                 <m:rPr>
                   <m:sty m:val="p"/>
@@ -1413,41 +1433,43 @@
             </w:r>
             <m:oMath>
               <m:r>
-                <m:t>E</m:t>
-              </m:r>
-              <m:r>
                 <m:rPr>
+                  <m:nor/>
                   <m:sty m:val="p"/>
                 </m:rPr>
-                <m:t>[</m:t>
-              </m:r>
-              <m:sSup>
+                <m:t>E</m:t>
+              </m:r>
+              <m:d>
+                <m:dPr>
+                  <m:begChr m:val="["/>
+                  <m:sepChr m:val=""/>
+                  <m:endChr m:val="]"/>
+                  <m:grow/>
+                </m:dPr>
                 <m:e>
-                  <m:r>
-                    <m:t>Y</m:t>
-                  </m:r>
+                  <m:sSup>
+                    <m:e>
+                      <m:r>
+                        <m:t>Y</m:t>
+                      </m:r>
+                    </m:e>
+                    <m:sup>
+                      <m:r>
+                        <m:t>a</m:t>
+                      </m:r>
+                      <m:r>
+                        <m:rPr>
+                          <m:sty m:val="p"/>
+                        </m:rPr>
+                        <m:t>=</m:t>
+                      </m:r>
+                      <m:r>
+                        <m:t>0</m:t>
+                      </m:r>
+                    </m:sup>
+                  </m:sSup>
                 </m:e>
-                <m:sup>
-                  <m:r>
-                    <m:t>a</m:t>
-                  </m:r>
-                  <m:r>
-                    <m:rPr>
-                      <m:sty m:val="p"/>
-                    </m:rPr>
-                    <m:t>=</m:t>
-                  </m:r>
-                  <m:r>
-                    <m:t>0</m:t>
-                  </m:r>
-                </m:sup>
-              </m:sSup>
-              <m:r>
-                <m:rPr>
-                  <m:sty m:val="p"/>
-                </m:rPr>
-                <m:t>]</m:t>
-              </m:r>
+              </m:d>
               <m:r>
                 <m:rPr>
                   <m:sty m:val="p"/>
@@ -1495,41 +1517,43 @@
             </w:r>
             <m:oMath>
               <m:r>
-                <m:t>E</m:t>
-              </m:r>
-              <m:r>
                 <m:rPr>
+                  <m:nor/>
                   <m:sty m:val="p"/>
                 </m:rPr>
-                <m:t>[</m:t>
-              </m:r>
-              <m:sSup>
+                <m:t>E</m:t>
+              </m:r>
+              <m:d>
+                <m:dPr>
+                  <m:begChr m:val="["/>
+                  <m:sepChr m:val=""/>
+                  <m:endChr m:val="]"/>
+                  <m:grow/>
+                </m:dPr>
                 <m:e>
-                  <m:r>
-                    <m:t>Y</m:t>
-                  </m:r>
+                  <m:sSup>
+                    <m:e>
+                      <m:r>
+                        <m:t>Y</m:t>
+                      </m:r>
+                    </m:e>
+                    <m:sup>
+                      <m:r>
+                        <m:t>a</m:t>
+                      </m:r>
+                      <m:r>
+                        <m:rPr>
+                          <m:sty m:val="p"/>
+                        </m:rPr>
+                        <m:t>=</m:t>
+                      </m:r>
+                      <m:r>
+                        <m:t>1</m:t>
+                      </m:r>
+                    </m:sup>
+                  </m:sSup>
                 </m:e>
-                <m:sup>
-                  <m:r>
-                    <m:t>a</m:t>
-                  </m:r>
-                  <m:r>
-                    <m:rPr>
-                      <m:sty m:val="p"/>
-                    </m:rPr>
-                    <m:t>=</m:t>
-                  </m:r>
-                  <m:r>
-                    <m:t>1</m:t>
-                  </m:r>
-                </m:sup>
-              </m:sSup>
-              <m:r>
-                <m:rPr>
-                  <m:sty m:val="p"/>
-                </m:rPr>
-                <m:t>]</m:t>
-              </m:r>
+              </m:d>
               <m:r>
                 <m:rPr>
                   <m:sty m:val="p"/>
@@ -1548,41 +1572,43 @@
             </w:r>
             <m:oMath>
               <m:r>
-                <m:t>E</m:t>
-              </m:r>
-              <m:r>
                 <m:rPr>
+                  <m:nor/>
                   <m:sty m:val="p"/>
                 </m:rPr>
-                <m:t>[</m:t>
-              </m:r>
-              <m:sSup>
+                <m:t>E</m:t>
+              </m:r>
+              <m:d>
+                <m:dPr>
+                  <m:begChr m:val="["/>
+                  <m:sepChr m:val=""/>
+                  <m:endChr m:val="]"/>
+                  <m:grow/>
+                </m:dPr>
                 <m:e>
-                  <m:r>
-                    <m:t>Y</m:t>
-                  </m:r>
+                  <m:sSup>
+                    <m:e>
+                      <m:r>
+                        <m:t>Y</m:t>
+                      </m:r>
+                    </m:e>
+                    <m:sup>
+                      <m:r>
+                        <m:t>a</m:t>
+                      </m:r>
+                      <m:r>
+                        <m:rPr>
+                          <m:sty m:val="p"/>
+                        </m:rPr>
+                        <m:t>=</m:t>
+                      </m:r>
+                      <m:r>
+                        <m:t>0</m:t>
+                      </m:r>
+                    </m:sup>
+                  </m:sSup>
                 </m:e>
-                <m:sup>
-                  <m:r>
-                    <m:t>a</m:t>
-                  </m:r>
-                  <m:r>
-                    <m:rPr>
-                      <m:sty m:val="p"/>
-                    </m:rPr>
-                    <m:t>=</m:t>
-                  </m:r>
-                  <m:r>
-                    <m:t>0</m:t>
-                  </m:r>
-                </m:sup>
-              </m:sSup>
-              <m:r>
-                <m:rPr>
-                  <m:sty m:val="p"/>
-                </m:rPr>
-                <m:t>]</m:t>
-              </m:r>
+              </m:d>
               <m:r>
                 <m:rPr>
                   <m:sty m:val="p"/>
@@ -2255,10 +2281,10 @@
             </w:r>
             <m:oMath>
               <m:r>
-                <m:t>P</m:t>
-              </m:r>
-              <m:r>
-                <m:t>r</m:t>
+                <m:rPr>
+                  <m:sty m:val="p"/>
+                </m:rPr>
+                <m:t>Pr</m:t>
               </m:r>
               <m:r>
                 <m:rPr>
@@ -2351,10 +2377,10 @@
             </w:r>
             <m:oMath>
               <m:r>
-                <m:t>P</m:t>
-              </m:r>
-              <m:r>
-                <m:t>r</m:t>
+                <m:rPr>
+                  <m:sty m:val="p"/>
+                </m:rPr>
+                <m:t>Pr</m:t>
               </m:r>
               <m:r>
                 <m:rPr>
@@ -2512,10 +2538,10 @@
             </w:r>
             <m:oMath>
               <m:r>
-                <m:t>P</m:t>
-              </m:r>
-              <m:r>
-                <m:t>r</m:t>
+                <m:rPr>
+                  <m:sty m:val="p"/>
+                </m:rPr>
+                <m:t>Pr</m:t>
               </m:r>
               <m:r>
                 <m:rPr>
@@ -2608,10 +2634,10 @@
             </w:r>
             <m:oMath>
               <m:r>
-                <m:t>P</m:t>
-              </m:r>
-              <m:r>
-                <m:t>r</m:t>
+                <m:rPr>
+                  <m:sty m:val="p"/>
+                </m:rPr>
+                <m:t>Pr</m:t>
               </m:r>
               <m:r>
                 <m:rPr>
@@ -4892,50 +4918,52 @@
         </m:oMathParaPr>
         <m:oMath>
           <m:r>
+            <m:rPr>
+              <m:nor/>
+              <m:sty m:val="p"/>
+            </m:rPr>
             <m:t>E</m:t>
           </m:r>
-          <m:r>
-            <m:rPr>
-              <m:sty m:val="p"/>
-            </m:rPr>
-            <m:t>[</m:t>
-          </m:r>
-          <m:r>
-            <m:t>Y</m:t>
-          </m:r>
-          <m:r>
-            <m:rPr>
-              <m:sty m:val="p"/>
-            </m:rPr>
-            <m:t>|</m:t>
-          </m:r>
-          <m:r>
-            <m:t>A</m:t>
-          </m:r>
-          <m:r>
-            <m:rPr>
-              <m:sty m:val="p"/>
-            </m:rPr>
-            <m:t>,</m:t>
-          </m:r>
-          <m:r>
-            <m:t>V</m:t>
-          </m:r>
-          <m:r>
-            <m:rPr>
-              <m:sty m:val="p"/>
-            </m:rPr>
-            <m:t>,</m:t>
-          </m:r>
-          <m:r>
-            <m:t>L</m:t>
-          </m:r>
-          <m:r>
-            <m:rPr>
-              <m:sty m:val="p"/>
-            </m:rPr>
-            <m:t>]</m:t>
-          </m:r>
+          <m:d>
+            <m:dPr>
+              <m:begChr m:val="["/>
+              <m:sepChr m:val=""/>
+              <m:endChr m:val="]"/>
+              <m:grow/>
+            </m:dPr>
+            <m:e>
+              <m:r>
+                <m:t>Y</m:t>
+              </m:r>
+              <m:r>
+                <m:rPr>
+                  <m:sty m:val="p"/>
+                </m:rPr>
+                <m:t>|</m:t>
+              </m:r>
+              <m:r>
+                <m:t>A</m:t>
+              </m:r>
+              <m:r>
+                <m:rPr>
+                  <m:sty m:val="p"/>
+                </m:rPr>
+                <m:t>,</m:t>
+              </m:r>
+              <m:r>
+                <m:t>V</m:t>
+              </m:r>
+              <m:r>
+                <m:rPr>
+                  <m:sty m:val="p"/>
+                </m:rPr>
+                <m:t>,</m:t>
+              </m:r>
+              <m:r>
+                <m:t>L</m:t>
+              </m:r>
+            </m:e>
+          </m:d>
           <m:r>
             <m:rPr>
               <m:sty m:val="p"/>
@@ -5501,77 +5529,79 @@
       </w:r>
       <m:oMath>
         <m:r>
+          <m:rPr>
+            <m:nor/>
+            <m:sty m:val="p"/>
+          </m:rPr>
           <m:t>E</m:t>
         </m:r>
-        <m:r>
-          <m:rPr>
-            <m:sty m:val="p"/>
-          </m:rPr>
-          <m:t>[</m:t>
-        </m:r>
-        <m:sSup>
+        <m:d>
+          <m:dPr>
+            <m:begChr m:val="["/>
+            <m:sepChr m:val=""/>
+            <m:endChr m:val="]"/>
+            <m:grow/>
+          </m:dPr>
           <m:e>
-            <m:r>
-              <m:t>Y</m:t>
-            </m:r>
-          </m:e>
-          <m:sup>
-            <m:r>
-              <m:t>a</m:t>
-            </m:r>
+            <m:sSup>
+              <m:e>
+                <m:r>
+                  <m:t>Y</m:t>
+                </m:r>
+              </m:e>
+              <m:sup>
+                <m:r>
+                  <m:t>a</m:t>
+                </m:r>
+                <m:r>
+                  <m:rPr>
+                    <m:sty m:val="p"/>
+                  </m:rPr>
+                  <m:t>=</m:t>
+                </m:r>
+                <m:r>
+                  <m:t>1</m:t>
+                </m:r>
+              </m:sup>
+            </m:sSup>
             <m:r>
               <m:rPr>
                 <m:sty m:val="p"/>
               </m:rPr>
-              <m:t>=</m:t>
+              <m:t>−</m:t>
             </m:r>
-            <m:r>
-              <m:t>1</m:t>
-            </m:r>
-          </m:sup>
-        </m:sSup>
-        <m:r>
-          <m:rPr>
-            <m:sty m:val="p"/>
-          </m:rPr>
-          <m:t>−</m:t>
-        </m:r>
-        <m:sSup>
-          <m:e>
-            <m:r>
-              <m:t>Y</m:t>
-            </m:r>
-          </m:e>
-          <m:sup>
-            <m:r>
-              <m:t>a</m:t>
-            </m:r>
+            <m:sSup>
+              <m:e>
+                <m:r>
+                  <m:t>Y</m:t>
+                </m:r>
+              </m:e>
+              <m:sup>
+                <m:r>
+                  <m:t>a</m:t>
+                </m:r>
+                <m:r>
+                  <m:rPr>
+                    <m:sty m:val="p"/>
+                  </m:rPr>
+                  <m:t>=</m:t>
+                </m:r>
+                <m:r>
+                  <m:t>0</m:t>
+                </m:r>
+              </m:sup>
+            </m:sSup>
             <m:r>
               <m:rPr>
                 <m:sty m:val="p"/>
               </m:rPr>
-              <m:t>=</m:t>
+              <m:t>|</m:t>
             </m:r>
             <m:r>
-              <m:t>0</m:t>
+              <m:t>V</m:t>
             </m:r>
-          </m:sup>
-        </m:sSup>
-        <m:r>
-          <m:rPr>
-            <m:sty m:val="p"/>
-          </m:rPr>
-          <m:t>|</m:t>
-        </m:r>
-        <m:r>
-          <m:t>V</m:t>
-        </m:r>
-        <m:r>
-          <m:rPr>
-            <m:sty m:val="p"/>
-          </m:rPr>
-          <m:t>]</m:t>
-        </m:r>
+          </m:e>
+        </m:d>
       </m:oMath>
       <w:r>
         <w:t xml:space="preserve"> </w:t>
